--- a/rapports/16_02_2026/DIAKHOU/coh_EQ12_sup_032101000011.docx
+++ b/rapports/16_02_2026/DIAKHOU/coh_EQ12_sup_032101000011.docx
@@ -25,7 +25,7 @@
         <w:br/>
         <w:t>Grappe: 032101000011</w:t>
         <w:br/>
-        <w:t>Date: 16/02/2026 a 12:40</w:t>
+        <w:t>Date: 16/02/2026 a 12:58</w:t>
       </w:r>
     </w:p>
     <w:p/>
@@ -4070,7 +4070,7 @@
         <w:rPr>
           <w:sz w:val="20"/>
         </w:rPr>
-        <w:t xml:space="preserve">- Le montant dépensé de L'entreprise vente d’eau en sachet pour l'achat de ces marchandises revendues en état, sans transformation ne peut être supérieur aux montants obtenus sur la revente de marchandises achetées et revendues en état au cours des 30 derniers jours ou durant le dernier mois où l'entreprise a fonctionné (s10q47 &gt; s10q46), prière de corriger. Le salaire qu'une personne de cette catégorie (10.62) a travaillé(e) dans cette entreprise vente d’eau en sachet est élevé ou faible. Prière de confirmer cette information avec le QG ou de corriger. </w:t>
+        <w:t xml:space="preserve">- Le montant dépensé de L'entreprise vente d’eau en sachet pour l'achat de ces marchandises revendues en état, sans transformation ne peut être supérieur aux montants obtenus sur la revente de marchandises achetées et revendues en état au cours des 30 derniers jours ou durant le dernier mois où l'entreprise a fonctionné (s10q47 &gt; s10q46), prière de corriger. </w:t>
         <w:br/>
         <w:t>- Prière de renseigner les montants dans les champs (s10q46 s10q47 s10q48 s10q49 s10q50 s10q51 s10q52 s10q53 s10q54 s10q55 s10q56 s10q57), mettre 0 si l'entreprise COMMERCE DE FRIPERIE ET ARTICLE POUR FEMME n'a pas effectué des dépenses ou faire des reventes des marchandises ou des produits ou rendre de service.</w:t>
       </w:r>

--- a/rapports/16_02_2026/DIAKHOU/coh_EQ12_sup_032101000011.docx
+++ b/rapports/16_02_2026/DIAKHOU/coh_EQ12_sup_032101000011.docx
@@ -25,7 +25,7 @@
         <w:br/>
         <w:t>Grappe: 032101000011</w:t>
         <w:br/>
-        <w:t>Date: 16/02/2026 a 12:58</w:t>
+        <w:t>Date: 16/02/2026 a 13:04</w:t>
       </w:r>
     </w:p>
     <w:p/>
@@ -97,7 +97,7 @@
           </w:tcPr>
           <w:p>
             <w:r>
-              <w:t>11</w:t>
+              <w:t>12</w:t>
             </w:r>
           </w:p>
         </w:tc>
@@ -119,7 +119,7 @@
           </w:tcPr>
           <w:p>
             <w:r>
-              <w:t>28</w:t>
+              <w:t>26</w:t>
             </w:r>
           </w:p>
         </w:tc>
@@ -199,6 +199,38 @@
           </w:tcPr>
           <w:p>
             <w:r>
+              <w:t>Section0</w:t>
+            </w:r>
+          </w:p>
+        </w:tc>
+        <w:tc>
+          <w:tcPr>
+            <w:tcW w:type="dxa" w:w="3324"/>
+          </w:tcPr>
+          <w:p>
+            <w:r>
+              <w:t>Identification et renseignements de controle</w:t>
+            </w:r>
+          </w:p>
+        </w:tc>
+        <w:tc>
+          <w:tcPr>
+            <w:tcW w:type="dxa" w:w="3324"/>
+          </w:tcPr>
+          <w:p>
+            <w:r>
+              <w:t>12</w:t>
+            </w:r>
+          </w:p>
+        </w:tc>
+      </w:tr>
+      <w:tr>
+        <w:tc>
+          <w:tcPr>
+            <w:tcW w:type="dxa" w:w="3324"/>
+          </w:tcPr>
+          <w:p>
+            <w:r>
               <w:t>Section16a</w:t>
             </w:r>
           </w:p>
@@ -219,7 +251,7 @@
           </w:tcPr>
           <w:p>
             <w:r>
-              <w:t>11</w:t>
+              <w:t>12</w:t>
             </w:r>
           </w:p>
         </w:tc>
@@ -251,7 +283,7 @@
           </w:tcPr>
           <w:p>
             <w:r>
-              <w:t>10</w:t>
+              <w:t>11</w:t>
             </w:r>
           </w:p>
         </w:tc>
@@ -295,6 +327,38 @@
           </w:tcPr>
           <w:p>
             <w:r>
+              <w:t>Section7b</w:t>
+            </w:r>
+          </w:p>
+        </w:tc>
+        <w:tc>
+          <w:tcPr>
+            <w:tcW w:type="dxa" w:w="3324"/>
+          </w:tcPr>
+          <w:p>
+            <w:r>
+              <w:t>Consommation alimentaire - 7 jours</w:t>
+            </w:r>
+          </w:p>
+        </w:tc>
+        <w:tc>
+          <w:tcPr>
+            <w:tcW w:type="dxa" w:w="3324"/>
+          </w:tcPr>
+          <w:p>
+            <w:r>
+              <w:t>9</w:t>
+            </w:r>
+          </w:p>
+        </w:tc>
+      </w:tr>
+      <w:tr>
+        <w:tc>
+          <w:tcPr>
+            <w:tcW w:type="dxa" w:w="3324"/>
+          </w:tcPr>
+          <w:p>
+            <w:r>
               <w:t>Section12</w:t>
             </w:r>
           </w:p>
@@ -315,7 +379,39 @@
           </w:tcPr>
           <w:p>
             <w:r>
-              <w:t>10</w:t>
+              <w:t>9</w:t>
+            </w:r>
+          </w:p>
+        </w:tc>
+      </w:tr>
+      <w:tr>
+        <w:tc>
+          <w:tcPr>
+            <w:tcW w:type="dxa" w:w="3324"/>
+          </w:tcPr>
+          <w:p>
+            <w:r>
+              <w:t>Section14</w:t>
+            </w:r>
+          </w:p>
+        </w:tc>
+        <w:tc>
+          <w:tcPr>
+            <w:tcW w:type="dxa" w:w="3324"/>
+          </w:tcPr>
+          <w:p>
+            <w:r>
+              <w:t>Chocs</w:t>
+            </w:r>
+          </w:p>
+        </w:tc>
+        <w:tc>
+          <w:tcPr>
+            <w:tcW w:type="dxa" w:w="3324"/>
+          </w:tcPr>
+          <w:p>
+            <w:r>
+              <w:t>9</w:t>
             </w:r>
           </w:p>
         </w:tc>
@@ -359,7 +455,7 @@
           </w:tcPr>
           <w:p>
             <w:r>
-              <w:t>Section7b</w:t>
+              <w:t>Section11</w:t>
             </w:r>
           </w:p>
         </w:tc>
@@ -369,39 +465,7 @@
           </w:tcPr>
           <w:p>
             <w:r>
-              <w:t>Consommation alimentaire - 7 jours</w:t>
-            </w:r>
-          </w:p>
-        </w:tc>
-        <w:tc>
-          <w:tcPr>
-            <w:tcW w:type="dxa" w:w="3324"/>
-          </w:tcPr>
-          <w:p>
-            <w:r>
-              <w:t>8</w:t>
-            </w:r>
-          </w:p>
-        </w:tc>
-      </w:tr>
-      <w:tr>
-        <w:tc>
-          <w:tcPr>
-            <w:tcW w:type="dxa" w:w="3324"/>
-          </w:tcPr>
-          <w:p>
-            <w:r>
-              <w:t>Section14</w:t>
-            </w:r>
-          </w:p>
-        </w:tc>
-        <w:tc>
-          <w:tcPr>
-            <w:tcW w:type="dxa" w:w="3324"/>
-          </w:tcPr>
-          <w:p>
-            <w:r>
-              <w:t>Chocs</w:t>
+              <w:t>Caracteristiques logement</w:t>
             </w:r>
           </w:p>
         </w:tc>
@@ -444,70 +508,6 @@
           <w:p>
             <w:r>
               <w:t>7</w:t>
-            </w:r>
-          </w:p>
-        </w:tc>
-      </w:tr>
-      <w:tr>
-        <w:tc>
-          <w:tcPr>
-            <w:tcW w:type="dxa" w:w="3324"/>
-          </w:tcPr>
-          <w:p>
-            <w:r>
-              <w:t>Section11</w:t>
-            </w:r>
-          </w:p>
-        </w:tc>
-        <w:tc>
-          <w:tcPr>
-            <w:tcW w:type="dxa" w:w="3324"/>
-          </w:tcPr>
-          <w:p>
-            <w:r>
-              <w:t>Caracteristiques logement</w:t>
-            </w:r>
-          </w:p>
-        </w:tc>
-        <w:tc>
-          <w:tcPr>
-            <w:tcW w:type="dxa" w:w="3324"/>
-          </w:tcPr>
-          <w:p>
-            <w:r>
-              <w:t>7</w:t>
-            </w:r>
-          </w:p>
-        </w:tc>
-      </w:tr>
-      <w:tr>
-        <w:tc>
-          <w:tcPr>
-            <w:tcW w:type="dxa" w:w="3324"/>
-          </w:tcPr>
-          <w:p>
-            <w:r>
-              <w:t>Section0</w:t>
-            </w:r>
-          </w:p>
-        </w:tc>
-        <w:tc>
-          <w:tcPr>
-            <w:tcW w:type="dxa" w:w="3324"/>
-          </w:tcPr>
-          <w:p>
-            <w:r>
-              <w:t>Identification et renseignements de controle</w:t>
-            </w:r>
-          </w:p>
-        </w:tc>
-        <w:tc>
-          <w:tcPr>
-            <w:tcW w:type="dxa" w:w="3324"/>
-          </w:tcPr>
-          <w:p>
-            <w:r>
-              <w:t>6</w:t>
             </w:r>
           </w:p>
         </w:tc>
@@ -678,7 +678,7 @@
               <w:rPr>
                 <w:sz w:val="14"/>
               </w:rPr>
-              <w:t>EQ12_enq2</w:t>
+              <w:t>EQ12_enq4</w:t>
             </w:r>
           </w:p>
         </w:tc>
@@ -691,7 +691,6 @@
               <w:rPr>
                 <w:sz w:val="14"/>
               </w:rPr>
-              <w:t>Equipe12</w:t>
             </w:r>
           </w:p>
         </w:tc>
@@ -704,7 +703,6 @@
               <w:rPr>
                 <w:sz w:val="14"/>
               </w:rPr>
-              <w:t>Ndoumbe DIOME</w:t>
             </w:r>
           </w:p>
         </w:tc>
@@ -717,7 +715,6 @@
               <w:rPr>
                 <w:sz w:val="14"/>
               </w:rPr>
-              <w:t>Talla NGOM</w:t>
             </w:r>
           </w:p>
         </w:tc>
@@ -839,6 +836,27 @@
           <w:color w:val="4672C4"/>
           <w:sz w:val="22"/>
         </w:rPr>
+        <w:t>&gt;&gt; Section0 - Identification et renseignements de controle</w:t>
+      </w:r>
+    </w:p>
+    <w:p>
+      <w:pPr>
+        <w:ind w:left="283"/>
+      </w:pPr>
+      <w:r>
+        <w:rPr>
+          <w:sz w:val="20"/>
+        </w:rPr>
+        <w:t>- Le questionnaire semble ne pas être complètement fini mais le questionnaire est en statut complet, prière de compléter le questionnaire.</w:t>
+      </w:r>
+    </w:p>
+    <w:p>
+      <w:r>
+        <w:rPr>
+          <w:b/>
+          <w:color w:val="4672C4"/>
+          <w:sz w:val="22"/>
+        </w:rPr>
         <w:t>&gt;&gt; Section1 - Caracteristiques des membres</w:t>
       </w:r>
     </w:p>
@@ -877,8 +895,6 @@
         </w:rPr>
         <w:t xml:space="preserve">- Dans les milieux urbains c'est peu probable de voir une école dont les élèves ou étudiants ne dépensent pas en frais d'uniformes, prière de verifier pour Aminata Gaye et corriger ou confirmer avec le QG. </w:t>
         <w:br/>
-        <w:t xml:space="preserve">- Dans les milieux urbains c'est peu probable de voir une école dont les élèves ou étudiants ne dépensent pas en frais d'uniformes, prière de verifier pour Serigne Fallou Gaye et corriger ou confirmer avec le QG. </w:t>
-        <w:br/>
         <w:t>- Peu probable! Fatou Fall  n'arrive pas  à comprendre un petit texte lu dans une langue locale (s02q03). Veuillez corriger ou donner des explications au QG.</w:t>
       </w:r>
     </w:p>
@@ -900,9 +916,7 @@
         <w:rPr>
           <w:sz w:val="20"/>
         </w:rPr>
-        <w:t xml:space="preserve">- Avertissement! Généralement les jeunes hommes (10 à 25ans) font des travaux ménager soit apprendre les enfants à reviser leurs léçons ou d'autres cours, Serigne Fallou Gaye n'a consacré aucune heure pour les travaux cités en s04q01, s04q02, s04q03, s04q04, s04q05, s04q06, s04q07 et s04q08.Prière de regarder pour corriger ou confirmer avec le QG. </w:t>
-        <w:br/>
-        <w:t>- Fatou Fall fait Aide du conjoint pour subvenir principalement à ses besoins et semble exister dans les modalités, prière de prendre attache avec le QG pour plus d'explication afin de la classer bien.</w:t>
+        <w:t>- Avertissement! Généralement les jeunes hommes (10 à 25ans) font des travaux ménager soit apprendre les enfants à reviser leurs léçons ou d'autres cours, Serigne Fallou Gaye n'a consacré aucune heure pour les travaux cités en s04q01, s04q02, s04q03, s04q04, s04q05, s04q06, s04q07 et s04q08.Prière de regarder pour corriger ou confirmer avec le QG.</w:t>
       </w:r>
     </w:p>
     <w:p>
@@ -923,7 +937,7 @@
         <w:rPr>
           <w:sz w:val="20"/>
         </w:rPr>
-        <w:t>- Attention ! Le prix unitaire d'achat (100 Fcfa) de Café moulu en Sachets (Petit) est relativement faible par rapport aux autres prix observés dans cette zone. Prière de corriger ou de confirmer avec le QG. Attention ! Le prix unitaire d'achat (175 Fcfa) de Pain moderne (Baguette) en miche (Moyen) est relativement élevé par rapport aux autres prix observés dans cette zone. Prière de corriger ou de confirmer avec le QG. Attention ! Le prix unitaire d'achat (200 Fcfa) de Piment séché en Sachets (Moyen) est relativement élevé par rapport aux autres prix observés dans cette zone. Prière de corriger ou de confirmer avec le QG. Attention ! Le prix unitaire d'achat (200 Fcfa) de Poivron frais en Sachets (Moyen) est relativement élevé par rapport aux autres prix observés dans cette zone. Prière de corriger ou de confirmer avec le QG. Attention ! Le prix unitaire d'achat (200 Fcfa) de Salade (laitue) en Tas (Moyen) est relativement faible par rapport aux autres prix observés dans cette zone. Prière de corriger ou de confirmer avec le QG. Attention ! Le prix unitaire d'achat (50 Fcfa) de Aubergine   en Pièce (Moyen) est relativement faible par rapport aux autres prix observés dans cette zone. Prière de corriger ou de confirmer avec le QG. Attention ! Le prix unitaire d'achat (50 Fcfa) de Aubergine sauvage  en Pièce (Moyen) est relativement faible par rapport aux autres prix observés dans cette zone. Prière de corriger ou de confirmer avec le QG. Attention ! Le prix unitaire d'achat (50 Fcfa) de Sel en Sachets (Moyen) est relativement faible par rapport aux autres prix observés dans cette zone. Prière de corriger ou de confirmer avec le QG. Attention ! Le prix unitaire d'achat (500 Fcfa) de Oignon frais en Kg (taille unique) est relativement faible par rapport aux autres prix observés dans cette zone. Prière de corriger ou de confirmer avec le QG. Avertissement!!! Le ménage a consommé 0.02 Kg taille unique de Lait en poudre, cette quantité semble anormale pour une consommation des 7 derniers jours. prière de corriger ou de confirmer avec le QG. Le prix d'achat unitaire (20000 Fcfa) de Lait en poudre en Kg de taille taille unique prière de regarder les reponses prises dans les questions s07bq07a s07bq07b s07bq07c s07bq08 pour mieux corriger. Attention ! Le prix unitaire d'achat (20000 Fcfa) de Lait en poudre en Kg (taille unique) est relativement élevé par rapport aux autres prix observés dans cette zone. Prière de corriger ou de confirmer avec le QG. Attention ! Soupçons de quantité anormale! Le ménage de Fatou Fall avec une taille de 3 personnes a consommé .02 Kg en taille unique de Lait en poudre qui est relativement élevé comme consommation par rapport à la condition de vie des autres ménages de même taille dans cette zone. Prière de corriger ou de confirmer avec le QG. Avertissement!!! Le ménage a consommé 0.02 Kg taille unique de Pâte d'arachide, cette quantité semble anormale pour une consommation des 7 derniers jours. prière de corriger ou de confirmer avec le QG. Le prix d'achat unitaire (12500 Fcfa) de Pâte d'arachide en Kg de taille taille unique prière de regarder les reponses prises dans les questions s07bq07a s07bq07b s07bq07c s07bq08 pour mieux corriger. Attention ! Le prix unitaire d'achat (12500 Fcfa) de Pâte d'arachide en Kg (taille unique) est relativement élevé par rapport aux autres prix observés dans cette zone. Prière de corriger ou de confirmer avec le QG. Attention ! Soupçons de quantité anormale! Le ménage de Fatou Fall avec une taille de 3 personnes a consommé .02 Kg en taille unique de Pâte d'arachide qui est relativement élevé comme consommation par rapport à la condition de vie des autres ménages de même taille dans cette zone. Prière de corriger ou de confirmer avec le QG. Incohérence!! Dans ce ménage, chaque individus consomme par jour 90.81 Kg  de cereale; Prière de revoir les quantités prises de ces produits.</w:t>
+        <w:t>- Attention ! Le prix unitaire d'achat (100 Fcfa) de Café moulu en Sachets (Petit) est relativement faible par rapport aux autres prix observés dans cette zone. Prière de corriger ou de confirmer avec le QG. Attention ! Le prix unitaire d'achat (175 Fcfa) de Pain moderne (Baguette) en miche (Moyen) est relativement élevé par rapport aux autres prix observés dans cette zone. Prière de corriger ou de confirmer avec le QG. Attention ! Le prix unitaire d'achat (200 Fcfa) de Piment séché en Sachets (Moyen) est relativement élevé par rapport aux autres prix observés dans cette zone. Prière de corriger ou de confirmer avec le QG. Attention ! Le prix unitaire d'achat (200 Fcfa) de Poivron frais en Sachets (Moyen) est relativement élevé par rapport aux autres prix observés dans cette zone. Prière de corriger ou de confirmer avec le QG. Attention ! Le prix unitaire d'achat (200 Fcfa) de Salade (laitue) en Tas (Moyen) est relativement faible par rapport aux autres prix observés dans cette zone. Prière de corriger ou de confirmer avec le QG. Attention ! Le prix unitaire d'achat (50 Fcfa) de Aubergine   en Pièce (Moyen) est relativement faible par rapport aux autres prix observés dans cette zone. Prière de corriger ou de confirmer avec le QG. Attention ! Le prix unitaire d'achat (50 Fcfa) de Aubergine sauvage  en Pièce (Moyen) est relativement faible par rapport aux autres prix observés dans cette zone. Prière de corriger ou de confirmer avec le QG. Attention ! Le prix unitaire d'achat (50 Fcfa) de Sel en Sachets (Moyen) est relativement faible par rapport aux autres prix observés dans cette zone. Prière de corriger ou de confirmer avec le QG. Attention ! Le prix unitaire d'achat (500 Fcfa) de Oignon frais en Kg (taille unique) est relativement faible par rapport aux autres prix observés dans cette zone. Prière de corriger ou de confirmer avec le QG. Avertissement!!! Le ménage a consommé 0.02 Kg taille unique de Lait en poudre, cette quantité semble anormale pour une consommation des 7 derniers jours. prière de corriger ou de confirmer avec le QG. Le prix d'achat unitaire (20000 Fcfa) de Lait en poudre en Kg de taille taille unique prière de regarder les reponses prises dans les questions s07bq07a s07bq07b s07bq07c s07bq08 pour mieux corriger. Attention ! Le prix unitaire d'achat (20000 Fcfa) de Lait en poudre en Kg (taille unique) est relativement élevé par rapport aux autres prix observés dans cette zone. Prière de corriger ou de confirmer avec le QG. Attention ! Soupçons de quantité anormale! Le ménage de Fatou Fall avec une taille de 3 personnes a consommé .02 Kg en taille unique de Lait en poudre qui est relativement élevé comme consommation par rapport à la condition de vie des autres ménages de même taille dans cette zone. Prière de corriger ou de confirmer avec le QG. Avertissement!!! Le ménage a consommé 0.02 Kg taille unique de Pâte d'arachide, cette quantité semble anormale pour une consommation des 7 derniers jours. prière de corriger ou de confirmer avec le QG. Le prix d'achat unitaire (12500 Fcfa) de Pâte d'arachide en Kg de taille taille unique prière de regarder les reponses prises dans les questions s07bq07a s07bq07b s07bq07c s07bq08 pour mieux corriger. Attention ! Le prix unitaire d'achat (12500 Fcfa) de Pâte d'arachide en Kg (taille unique) est relativement élevé par rapport aux autres prix observés dans cette zone. Prière de corriger ou de confirmer avec le QG. Attention ! Soupçons de quantité anormale! Le ménage de Fatou Fall avec une taille de 3 personnes a consommé .02 Kg en taille unique de Pâte d'arachide qui est relativement élevé comme consommation par rapport à la condition de vie des autres ménages de même taille dans cette zone. Prière de corriger ou de confirmer avec le QG. Incohérence!! Dans ce ménage, chaque individus consomme par jour 146.5838 Kg  de cereale; Prière de revoir les quantités prises de ces produits.</w:t>
       </w:r>
     </w:p>
     <w:p>
@@ -1029,49 +1043,6 @@
           <w:sz w:val="20"/>
         </w:rPr>
         <w:t>- Le montant mensuel du loyer, y compris les avantages liés au logement (eau, électricité, téléphone etc.) payé par ce (s) tiers? (FCFA) est trop faible ou trop élevé, veuillez revoir la question s11q09 s'il vous plait. Avertissement!! Le temps mis (en heure et en minute) pour s'approvisionner en eau de boisson une fois à la source est très élevé, prière de corriger ou confirmer avec le QG. Le temps mis (en heure et en minute) pour s'approvisionner en eau de boisson une fois à la source est  5 fois plus élevé que le temps mis (en minutes) pour se rendre à la principale source d'approvisionnement en eau de boisson, prière de corriger.</w:t>
-      </w:r>
-    </w:p>
-    <w:p>
-      <w:r>
-        <w:rPr>
-          <w:b/>
-          <w:color w:val="4672C4"/>
-          <w:sz w:val="22"/>
-        </w:rPr>
-        <w:t>&gt;&gt; Section12 - Actifs du menage</w:t>
-      </w:r>
-    </w:p>
-    <w:p>
-      <w:pPr>
-        <w:ind w:left="283"/>
-      </w:pPr>
-      <w:r>
-        <w:rPr>
-          <w:sz w:val="20"/>
-        </w:rPr>
-        <w:t xml:space="preserve">- Le prix d'achat de l'article  Antenne parabolique / décodeur ne doit pas être égal 0 même si le ménage l'a reçu en cadeau prière de leurs aider à faire une estimations. Le prix de revente de l'article  Antenne parabolique / décodeur ne doit pas être égal 0 même si le ménage l'a reçu en cadeau prière de leurs aider à faire une estimations. </w:t>
-        <w:br/>
-        <w:t xml:space="preserve">- Le prix d'achat de l'article  Bonbonne de gaz ne doit pas être égal 0 même si le ménage l'a reçu en cadeau prière de leurs aider à faire une estimations. Le prix de revente de l'article  Bonbonne de gaz ne doit pas être égal 0 même si le ménage l'a reçu en cadeau prière de leurs aider à faire une estimations. </w:t>
-        <w:br/>
-        <w:t xml:space="preserve">- Le prix de revente de l'article  Appareil TV ne doit pas être égal 0 même si le ménage l'a reçu en cadeau prière de leurs aider à faire une estimations. </w:t>
-        <w:br/>
-        <w:t xml:space="preserve">- Le prix de revente de l'article  Armoires et autres meubles ne doit pas être égal 0 même si le ménage l'a reçu en cadeau prière de leurs aider à faire une estimations. </w:t>
-        <w:br/>
-        <w:t xml:space="preserve">- Le prix de revente de l'article  Bicyclette, vélo de course ne doit pas être égal 0 même si le ménage l'a reçu en cadeau prière de leurs aider à faire une estimations. </w:t>
-        <w:br/>
-        <w:t xml:space="preserve">- Le prix de revente de l'article  Lit ne doit pas être égal 0 même si le ménage l'a reçu en cadeau prière de leurs aider à faire une estimations. </w:t>
-        <w:br/>
-        <w:t xml:space="preserve">- Le prix de revente de l'article  Matelas simple ne doit pas être égal 0 même si le ménage l'a reçu en cadeau prière de leurs aider à faire une estimations. </w:t>
-        <w:br/>
-        <w:t xml:space="preserve">- Le prix de revente de l'article  Radio simple/Radiocassette ne doit pas être égal 0 même si le ménage l'a reçu en cadeau prière de leurs aider à faire une estimations. </w:t>
-        <w:br/>
-        <w:t xml:space="preserve">- Le prix de revente de l'article  Salon  (Fauteuils et table basse) ne doit pas être égal 0 même si le ménage l'a reçu en cadeau prière de leurs aider à faire une estimations. </w:t>
-        <w:br/>
-        <w:t xml:space="preserve">- Le prix de revente de l'article  Table à manger  (table + chaises) ne doit pas être égal 0 même si le ménage l'a reçu en cadeau prière de leurs aider à faire une estimations. </w:t>
-        <w:br/>
-        <w:t xml:space="preserve">- Le prix de revente de l'article  Téléphone portable ne doit pas être égal 0 même si le ménage l'a reçu en cadeau prière de leurs aider à faire une estimations. </w:t>
-        <w:br/>
-        <w:t>- Le prix de revente de l'article  Ventilateur sur pied ne doit pas être égal 0 même si le ménage l'a reçu en cadeau prière de leurs aider à faire une estimations.</w:t>
       </w:r>
     </w:p>
     <w:p>
@@ -1472,7 +1443,7 @@
         <w:rPr>
           <w:sz w:val="20"/>
         </w:rPr>
-        <w:t>- Prière de renseigner toutes les informations du ménage dans la section 0 avant d'entamer les autres informations.</w:t>
+        <w:t>- Le questionnaire semble ne pas être complètement fini mais le questionnaire est en statut complet, prière de compléter le questionnaire.</w:t>
       </w:r>
     </w:p>
     <w:p>
@@ -1493,15 +1464,9 @@
         <w:rPr>
           <w:sz w:val="20"/>
         </w:rPr>
-        <w:t xml:space="preserve">- Attention ! Le montant (3300 Fcfa) dépensé ou reçu en cadeau pour les recharges internet ou de forfaits de données mobiles(hors appels vocaux), aucours des 30 derniers jours de  FATIME SENE est relativement élevé par rapport aux autres montants depansés observés dans cette zone. Prière de corriger ou de confirmer avec le QG. </w:t>
-        <w:br/>
         <w:t xml:space="preserve">- Attention ! Le montant (4500 Fcfa) dépensé ou reçu en cadeau pour les cartes prépayées, les transferts de crédit et les abonnements de  FALLOU SENE est relativement élevé par rapport aux autres montants depansés observés dans cette zone. Prière de corriger ou de confirmer avec le QG. </w:t>
         <w:br/>
-        <w:t xml:space="preserve">- Attention ! Le montant (5000 Fcfa) dépensé ou reçu en cadeau pour les cartes prépayées, les transferts de crédit et les abonnements de  MOR SENE est relativement élevé par rapport aux autres montants depansés observés dans cette zone. Prière de corriger ou de confirmer avec le QG. Attention ! Le montant (5000 Fcfa) dépensé ou reçu en cadeau pour les recharges internet ou de forfaits de données mobiles(hors appels vocaux), aucours des 30 derniers jours de  MOR SENE est relativement élevé par rapport aux autres montants depansés observés dans cette zone. Prière de corriger ou de confirmer avec le QG. </w:t>
-        <w:br/>
-        <w:t xml:space="preserve">- Attention ! Le montant (5500 Fcfa) dépensé ou reçu en cadeau pour les cartes prépayées, les transferts de crédit et les abonnements de  KHADIM SENE est relativement élevé par rapport aux autres montants depansés observés dans cette zone. Prière de corriger ou de confirmer avec le QG. </w:t>
-        <w:br/>
-        <w:t>- Attention ! Vous avez déclaré en s01q00 que le répondant est la personne elle-même, or MAMY SENE est trop jeune (7 ans) pour fournir des informations correctes. Prière de refaire la section 1 pour MAMY SENE en demandant à un adulte de répondre aux questions à sa place.</w:t>
+        <w:t>- Attention ! Le montant (5500 Fcfa) dépensé ou reçu en cadeau pour les cartes prépayées, les transferts de crédit et les abonnements de  KHADIM SENE est relativement élevé par rapport aux autres montants depansés observés dans cette zone. Prière de corriger ou de confirmer avec le QG.</w:t>
       </w:r>
     </w:p>
     <w:p>
@@ -1522,27 +1487,23 @@
         <w:rPr>
           <w:sz w:val="20"/>
         </w:rPr>
+        <w:t xml:space="preserve">- Incohérence ! MAME NDONGO SENE est âgé de 18 ans et fréquente le Supérieur , tandis qu'il a débuté l'école à l'âge de 7 ans. Veuillez vérifier les informations renseignées aux questions s02q15, s02q08 ainsi que l'âge de l'individu, et corriger l'incohérence. </w:t>
+        <w:br/>
         <w:t xml:space="preserve">- Incohérence ! MBENE SENE est âgé de 18 ans et fréquente le Supérieur , tandis qu'il a débuté l'école à l'âge de 7 ans. Veuillez vérifier les informations renseignées aux questions s02q15, s02q08 ainsi que l'âge de l'individu, et corriger l'incohérence. </w:t>
         <w:br/>
         <w:t xml:space="preserve">- La filière de MOR SENE est métiers de l'information et du numérique et semble exister dans les modalités, prière de prendre attache avec le QG pour plus d'explication afin de la classer bien. </w:t>
         <w:br/>
-        <w:t xml:space="preserve">- Peu probable! ABDOU LATIF SENE  n'arrive pas  à comprendre un petit texte lu dans une langue locale (s02q03). Veuillez corriger ou donner des explications au QG. Dans les milieux urbains c'est peu probable de voir une école dont les élèves ou étudiants ne dépensent pas en frais d'uniformes, prière de verifier pour ABDOU LATIF SENE et corriger ou confirmer avec le QG. Incohérence ! ABDOU LATIF SENE est âgé de 12 ans et fréquente le fondamental 2, tandis qu'il a débuté l'école à l'âge de 7 ans. Veuillez vérifier les informations renseignées aux questions s02q15, s02q08 ainsi que l'âge de l'individu, et corriger l'incohérence. </w:t>
-        <w:br/>
-        <w:t xml:space="preserve">- Peu probable! AMY SENE  n'arrive pas  à comprendre un petit texte lu dans une langue locale (s02q03). Veuillez corriger ou donner des explications au QG. </w:t>
+        <w:t xml:space="preserve">- Peu probable! ABDOU LATIF SENE  n'arrive pas  à comprendre un petit texte lu dans une langue locale (s02q03). Veuillez corriger ou donner des explications au QG. Dans les milieux urbains c'est peu probable de voir une école dont les élèves ou étudiants ne dépensent pas en frais d'uniformes, prière de verifier pour ABDOU LATIF SENE et corriger ou confirmer avec le QG. </w:t>
         <w:br/>
         <w:t xml:space="preserve">- Peu probable! AWA SENE  n'arrive pas  à comprendre un petit texte lu dans une langue locale (s02q03). Veuillez corriger ou donner des explications au QG. Peu probable! AWA SENE  ne sait ni lire, ni écrire, ni comprendre dans aucune des langues  (s02q01,s02q02,s02q03). Veuillez corriger ou donner des explications au QG. </w:t>
         <w:br/>
         <w:t xml:space="preserve">- Peu probable! FALLOU SENE  n'arrive pas  à comprendre un petit texte lu dans une langue locale (s02q03). Veuillez corriger ou donner des explications au QG. </w:t>
         <w:br/>
-        <w:t xml:space="preserve">- Peu probable! FATIME SENE  n'arrive pas  à comprendre un petit texte lu dans une langue locale (s02q03). Veuillez corriger ou donner des explications au QG. </w:t>
+        <w:t xml:space="preserve">- Peu probable! KHADIM SENE  n'arrive pas  à comprendre un petit texte lu dans une langue locale (s02q03). Veuillez corriger ou donner des explications au QG. </w:t>
         <w:br/>
-        <w:t xml:space="preserve">- Peu probable! MAME DIARRA SENE BOU NDAW  n'arrive pas  à comprendre un petit texte lu dans une langue locale (s02q03). Veuillez corriger ou donner des explications au QG. Peu probable! MAME DIARRA SENE BOU NDAW  ne sait ni lire, ni écrire, ni comprendre dans aucune des langues  (s02q01,s02q02,s02q03). Veuillez corriger ou donner des explications au QG. </w:t>
+        <w:t xml:space="preserve">- Peu probable! MAME DIARRA SENE BOU NDAW  n'arrive pas  à comprendre un petit texte lu dans une langue locale (s02q03). Veuillez corriger ou donner des explications au QG. Peu probable! MAME DIARRA SENE BOU NDAW  ne sait ni lire, ni écrire, ni comprendre dans aucune des langues  (s02q01,s02q02,s02q03). Veuillez corriger ou donner des explications au QG. Attention ! Le frais de scolarité (63000 Fcfa) de MAME DIARRA SENE BOU NDAW en 1ére année de Maternelle est relativement élevé par rapport aux autres frais de scolarités observés dans cette zone. Prière de corriger ou de confirmer avec le QG. </w:t>
         <w:br/>
         <w:t xml:space="preserve">- Peu probable! MAME GUEYE SENE  n'arrive pas  à comprendre un petit texte lu dans une langue locale (s02q03). Veuillez corriger ou donner des explications au QG. Peu probable! MAME GUEYE SENE  ne sait ni lire, ni écrire, ni comprendre dans aucune des langues  (s02q01,s02q02,s02q03). Veuillez corriger ou donner des explications au QG. </w:t>
-        <w:br/>
-        <w:t xml:space="preserve">- Peu probable! MAME GUEYE SENE BOU NDAW  n'arrive pas  à comprendre un petit texte lu dans une langue locale (s02q03). Veuillez corriger ou donner des explications au QG. </w:t>
-        <w:br/>
-        <w:t xml:space="preserve">- Peu probable! MAME NDONGO SENE  n'arrive pas  à comprendre un petit texte lu dans une langue locale (s02q03). Veuillez corriger ou donner des explications au QG. Incohérence ! MAME NDONGO SENE est âgé de 18 ans et fréquente le Supérieur , tandis qu'il a débuté l'école à l'âge de 7 ans. Veuillez vérifier les informations renseignées aux questions s02q15, s02q08 ainsi que l'âge de l'individu, et corriger l'incohérence. </w:t>
         <w:br/>
         <w:t xml:space="preserve">- Peu probable! MAMY SENE  n'arrive pas  à comprendre un petit texte lu dans une langue locale (s02q03). Veuillez corriger ou donner des explications au QG. Peu probable! MAMY SENE  ne sait ni lire, ni écrire, ni comprendre dans aucune des langues  (s02q01,s02q02,s02q03). Veuillez corriger ou donner des explications au QG. Peu plausible MAMY SENE fréquente au minimum le fondamental 1 mais ne sait ni lire ni comprendre la langue française, prière de corriger ou de confirmer avec le QG merci.  Incohérence ! le montant payé de MAMY SENE pour les frais de scolarité est très faible. veuillez, s'il vous plait, confirmer ces informations avec le QG ou apporter les corrections nécessaires. </w:t>
         <w:br/>
@@ -1571,8 +1532,6 @@
         <w:br/>
         <w:t xml:space="preserve">- Avertissement! Généralement les jeunes hommes (10 à 25ans) font des travaux ménager soit apprendre les enfants à reviser leurs léçons ou d'autres cours, MAME NDONGO SENE n'a consacré aucune heure pour les travaux cités en s04q01, s04q02, s04q03, s04q04, s04q05, s04q06, s04q07 et s04q08.Prière de regarder pour corriger ou confirmer avec le QG. </w:t>
         <w:br/>
-        <w:t xml:space="preserve">- Avertissement! MAME DIARRA SENE n'a consacré aucune heure pour aucun des travaux du ménage, prière de regarder les réponses prises dans les questions (s04q01 s04q02 s04q03 s04q04 s04q05 s04q06 s04q07 s04q08). </w:t>
-        <w:br/>
         <w:t xml:space="preserve">- Avertissement! MAME GUEYE SENE n'a consacré aucune heure pour aucun des travaux du ménage, prière de regarder les réponses prises dans les questions (s04q01 s04q02 s04q03 s04q04 s04q05 s04q06 s04q07 s04q08). </w:t>
         <w:br/>
         <w:t>- Avertissement! MBENE SENE n'a consacré aucune heure pour aucun des travaux du ménage, prière de regarder les réponses prises dans les questions (s04q01 s04q02 s04q03 s04q04 s04q05 s04q06 s04q07 s04q08).</w:t>
@@ -1596,19 +1555,40 @@
         <w:rPr>
           <w:sz w:val="20"/>
         </w:rPr>
-        <w:t xml:space="preserve">- AvertissementAMY SENE  travaille mais les questions relatives à son emploi principal ne sont pas renseignées à 100%, prière de les renseigner. Vous avez sélectionné l'option 'Ne sait pas' pour la catégorie socioprofessionnelle de AMY SENE ou vous ne l'avez pas renseigné. prière de corriger. </w:t>
+        <w:t xml:space="preserve">- Attention ! Le nombre de jours que AMY SENE a travaillés par mois semble être inférieur à 15. Veuillez, s'il vous plaît, confirmer cette information. </w:t>
         <w:br/>
-        <w:t xml:space="preserve">-  AvertissementAWA SENE  travaille mais les questions relatives à son emploi principal ne sont pas renseignées à 100%, prière de les renseigner. Vous avez sélectionné l'option 'Ne sait pas' pour la catégorie socioprofessionnelle de AWA SENE ou vous ne l'avez pas renseigné. prière de corriger. </w:t>
+        <w:t xml:space="preserve">- Attention ! Le nombre de jours que AWA SENE a travaillés par mois semble être inférieur à 15. Veuillez, s'il vous plaît, confirmer cette information. </w:t>
         <w:br/>
-        <w:t xml:space="preserve">-  AvertissementFALLOU SENE  travaille mais les questions relatives à son emploi principal ne sont pas renseignées à 100%, prière de les renseigner. Vous avez sélectionné l'option 'Ne sait pas' pour la catégorie socioprofessionnelle de FALLOU SENE ou vous ne l'avez pas renseigné. prière de corriger. </w:t>
+        <w:t xml:space="preserve">- Attention ! Le nombre de jours que FALLOU SENE a travaillés par mois semble être inférieur à 15. Veuillez, s'il vous plaît, confirmer cette information. Avertissement!!! FALLOU SENE est un Commis, service de paie qui travaille dans Entreprise Privée et a declaré comme catégorie socioprofessionnelle Ouvrier ou employé non qualifié , prière de vérifier cette information de catégorie socioprofessionnelle auprès de l'enquêté (e) ou confirmer avec le QG. </w:t>
         <w:br/>
-        <w:t xml:space="preserve">-  AvertissementFATIME SENE  travaille mais les questions relatives à son emploi principal ne sont pas renseignées à 100%, prière de les renseigner. Vous avez sélectionné l'option 'Ne sait pas' pour la catégorie socioprofessionnelle de FATIME SENE ou vous ne l'avez pas renseigné. prière de corriger. </w:t>
+        <w:t xml:space="preserve">- Attention ! Le nombre de jours que FATIME SENE a travaillés par mois semble être inférieur à 15. Veuillez, s'il vous plaît, confirmer cette information. </w:t>
         <w:br/>
-        <w:t xml:space="preserve">-  AvertissementKHADIM SENE  travaille mais les questions relatives à son emploi principal ne sont pas renseignées à 100%, prière de les renseigner. Vous avez sélectionné l'option 'Ne sait pas' pour la catégorie socioprofessionnelle de KHADIM SENE ou vous ne l'avez pas renseigné. prière de corriger. </w:t>
+        <w:t xml:space="preserve">- Attention ! Le nombre de jours que KHADIM SENE a travaillés par mois semble être inférieur à 15. Veuillez, s'il vous plaît, confirmer cette information. Avertissement!!! KHADIM SENE est un Commis, service de paie qui travaille dans Entreprise Privée et a declaré comme catégorie socioprofessionnelle Ouvrier ou employé qualifié , prière de vérifier cette information de catégorie socioprofessionnelle auprès de l'enquêté (e) ou confirmer avec le QG. </w:t>
         <w:br/>
-        <w:t xml:space="preserve">-  AvertissementMOR SENE  travaille mais les questions relatives à son emploi principal ne sont pas renseignées à 100%, prière de les renseigner. Vous avez sélectionné l'option 'Ne sait pas' pour la catégorie socioprofessionnelle de MOR SENE ou vous ne l'avez pas renseigné. prière de corriger. </w:t>
+        <w:t xml:space="preserve">- Attention ! Le nombre de jours que MOR SENE a travaillés par mois semble être inférieur à 15. Veuillez, s'il vous plaît, confirmer cette information. </w:t>
         <w:br/>
-        <w:t>-  AvertissementSASSY SENE  travaille mais les questions relatives à son emploi principal ne sont pas renseignées à 100%, prière de les renseigner. Vous avez sélectionné l'option 'Ne sait pas' pour la catégorie socioprofessionnelle de SASSY SENE ou vous ne l'avez pas renseigné. prière de corriger.</w:t>
+        <w:t>- Attention ! Le nombre de jours que SASSY SENE a travaillés par mois semble être inférieur à 15. Veuillez, s'il vous plaît, confirmer cette information.</w:t>
+      </w:r>
+    </w:p>
+    <w:p>
+      <w:r>
+        <w:rPr>
+          <w:b/>
+          <w:color w:val="4672C4"/>
+          <w:sz w:val="22"/>
+        </w:rPr>
+        <w:t>&gt;&gt; Section6 - Epargne et credit</w:t>
+      </w:r>
+    </w:p>
+    <w:p>
+      <w:pPr>
+        <w:ind w:left="283"/>
+      </w:pPr>
+      <w:r>
+        <w:rPr>
+          <w:sz w:val="20"/>
+        </w:rPr>
+        <w:t>- Avertissement!!! FALLOU SENE est un Commis, service de paie qui travaille dans Entreprise Privée et est un Ouvrier ou employé non qualifié mais dit n'avoir pas de compte dans une banque classique, prière de vérifier auprès de l'enquêté (e) ou confirmer avec le QG.</w:t>
       </w:r>
     </w:p>
     <w:p>
@@ -1629,7 +1609,7 @@
         <w:rPr>
           <w:sz w:val="20"/>
         </w:rPr>
-        <w:t>- Le ménage a consommé Ail mais les informations sur la quantité, l'unité ou la taille ne sont pas renseignées.Prière de renseigner. Le ménage a consommé Arachides pilées mais les informations sur la quantité, l'unité ou la taille ne sont pas renseignées.Prière de renseigner. Le ménage a consommé Arôme (Maggi, Jumbo, etc.) mais les informations sur la quantité, l'unité ou la taille ne sont pas renseignées.Prière de renseigner. Le ménage a consommé Aubergine   mais les informations sur la quantité, l'unité ou la taille ne sont pas renseignées.Prière de renseigner. Le ménage a consommé Aubergine sauvage  mais les informations sur la quantité, l'unité ou la taille ne sont pas renseignées.Prière de renseigner. Le ménage a consommé Autres fruits de mer mais les informations sur la quantité, l'unité ou la taille ne sont pas renseignées.Prière de renseigner. Le ménage a consommé Beurre mais les informations sur la quantité, l'unité ou la taille ne sont pas renseignées.Prière de renseigner. Le ménage a consommé Boissons gazeuses (Coca, Fanta, Vimto, Sprite, etc.) mais les informations sur la quantité, l'unité ou la taille ne sont pas renseignées.Prière de renseigner. Le ménage a consommé Café moulu mais les informations sur la quantité, l'unité ou la taille ne sont pas renseignées.Prière de renseigner. Le ménage a consommé Capitaine frais mais les informations sur la quantité, l'unité ou la taille ne sont pas renseignées.Prière de renseigner. Le ménage a consommé Carotte mais les informations sur la quantité, l'unité ou la taille ne sont pas renseignées.Prière de renseigner. Le ménage a consommé Carpe frais mais les informations sur la quantité, l'unité ou la taille ne sont pas renseignées.Prière de renseigner. Le ménage a consommé Chocolat pâte à tartiner mais les informations sur la quantité, l'unité ou la taille ne sont pas renseignées.Prière de renseigner. Le ménage a consommé Choux mais les informations sur la quantité, l'unité ou la taille ne sont pas renseignées.Prière de renseigner. Le ménage a consommé Citron mais les informations sur la quantité, l'unité ou la taille ne sont pas renseignées.Prière de renseigner. Le ménage a consommé Concentré de tomate mais les informations sur la quantité, l'unité ou la taille ne sont pas renseignées.Prière de renseigner. Le ménage a consommé Concombre mais les informations sur la quantité, l'unité ou la taille ne sont pas renseignées.Prière de renseigner. Le ménage a consommé Courge mais les informations sur la quantité, l'unité ou la taille ne sont pas renseignées.Prière de renseigner. Le ménage a consommé Courgette mais les informations sur la quantité, l'unité ou la taille ne sont pas renseignées.Prière de renseigner. Le ménage a consommé Cube alimentaire (Maggi, Jumbo, ) mais les informations sur la quantité, l'unité ou la taille ne sont pas renseignées.Prière de renseigner. Le ménage a consommé Escargots mais les informations sur la quantité, l'unité ou la taille ne sont pas renseignées.Prière de renseigner. Le ménage a consommé Feuilles de  Haricot mais les informations sur la quantité, l'unité ou la taille ne sont pas renseignées.Prière de renseigner. Le ménage a consommé Huile de palme brute mais les informations sur la quantité, l'unité ou la taille ne sont pas renseignées.Prière de renseigner. Le ménage a consommé Huile de soja  mais les informations sur la quantité, l'unité ou la taille ne sont pas renseignées.Prière de renseigner. Le ménage a consommé Jus de fruits type 2 (Tampico, Pressea,etc.) mais les informations sur la quantité, l'unité ou la taille ne sont pas renseignées.Prière de renseigner. Le ménage a consommé Lait en poudre mais les informations sur la quantité, l'unité ou la taille ne sont pas renseignées.Prière de renseigner. Le ménage a consommé Macaroni mais les informations sur la quantité, l'unité ou la taille ne sont pas renseignées.Prière de renseigner. Le ménage a consommé Manioc en tubercules mais les informations sur la quantité, l'unité ou la taille ne sont pas renseignées.Prière de renseigner. Le ménage a consommé Mayonnaise mais les informations sur la quantité, l'unité ou la taille ne sont pas renseignées.Prière de renseigner. Le ménage a consommé Moutarde mais les informations sur la quantité, l'unité ou la taille ne sont pas renseignées.Prière de renseigner. Le ménage a consommé Niébé/Haricots secs mais les informations sur la quantité, l'unité ou la taille ne sont pas renseignées.Prière de renseigner. Le ménage a consommé Oignon frais mais les informations sur la quantité, l'unité ou la taille ne sont pas renseignées.Prière de renseigner. Le ménage a consommé Orange  mais les informations sur la quantité, l'unité ou la taille ne sont pas renseignées.Prière de renseigner. Le ménage a consommé Pain moderne (Baguette) mais les informations sur la quantité, l'unité ou la taille ne sont pas renseignées.Prière de renseigner. Le ménage a consommé Pastèque mais les informations sur la quantité, l'unité ou la taille ne sont pas renseignées.Prière de renseigner. Le ménage a consommé Patate douce mais les informations sur la quantité, l'unité ou la taille ne sont pas renseignées.Prière de renseigner. Le ménage a consommé Piment frais mais les informations sur la quantité, l'unité ou la taille ne sont pas renseignées.Prière de renseigner. Le ménage a consommé Piment séché mais les informations sur la quantité, l'unité ou la taille ne sont pas renseignées.Prière de renseigner. Le ménage a consommé Poireau mais les informations sur la quantité, l'unité ou la taille ne sont pas renseignées.Prière de renseigner. Le ménage a consommé Poivre mais les informations sur la quantité, l'unité ou la taille ne sont pas renseignées.Prière de renseigner. Le ménage a consommé Poivron frais mais les informations sur la quantité, l'unité ou la taille ne sont pas renseignées.Prière de renseigner. Le ménage a consommé Pomme de terre mais les informations sur la quantité, l'unité ou la taille ne sont pas renseignées.Prière de renseigner. Le ménage a consommé Poulet sur pied mais les informations sur la quantité, l'unité ou la taille ne sont pas renseignées.Prière de renseigner. Le ménage a consommé Pâte d'arachide mais les informations sur la quantité, l'unité ou la taille ne sont pas renseignées.Prière de renseigner. Le ménage a consommé Riz local Gambiaka mais les informations sur la quantité, l'unité ou la taille ne sont pas renseignées.Prière de renseigner. Le ménage a consommé Salade (laitue) mais les informations sur la quantité, l'unité ou la taille ne sont pas renseignées.Prière de renseigner. Le ménage a consommé Sel mais les informations sur la quantité, l'unité ou la taille ne sont pas renseignées.Prière de renseigner. Difficile de consommer le Sel en   prière de verifier. Le ménage a consommé Soumbala (moutarde africaine) mais les informations sur la quantité, l'unité ou la taille ne sont pas renseignées.Prière de renseigner. Le ménage a consommé Spaghettis mais les informations sur la quantité, l'unité ou la taille ne sont pas renseignées.Prière de renseigner. Le ménage a consommé Sucre en poudre  mais les informations sur la quantité, l'unité ou la taille ne sont pas renseignées.Prière de renseigner. Le ménage a consommé Tamarin noir mais les informations sur la quantité, l'unité ou la taille ne sont pas renseignées.Prière de renseigner. Le ménage a consommé Thé en sachet mais les informations sur la quantité, l'unité ou la taille ne sont pas renseignées.Prière de renseigner. Avertissement!!! Le ménage a consommé .a   de Thé en sachet, cette quantité semble anormale pour une consommation des 7 derniers jours.Les ménages consomment géneralement en sachet ou en paquet, prière de corriger ou de confirmer avec le QG. Le ménage a consommé Viande de bœuf: filet, faux-filet mais les informations sur la quantité, l'unité ou la taille ne sont pas renseignées.Prière de renseigner. Le ménage a consommé Vinaigre de vin mais les informations sur la quantité, l'unité ou la taille ne sont pas renseignées.Prière de renseigner. Le ménage a consommé Œufs frais mais les informations sur la quantité, l'unité ou la taille ne sont pas renseignées.Prière de renseigner.</w:t>
+        <w:t>- Attention ! Le prix unitaire d'achat (200 Fcfa) de Niébé/Haricots secs en Sachets (Petit) est relativement élevé par rapport aux autres prix observés dans cette zone. Prière de corriger ou de confirmer avec le QG. Attention ! Le prix unitaire d'achat (250 Fcfa) de Ail en Sachets (Petit) est relativement élevé par rapport aux autres prix observés dans cette zone. Prière de corriger ou de confirmer avec le QG. Attention ! Le prix unitaire d'achat (250 Fcfa) de Poireau en Tas (Petit) est relativement élevé par rapport aux autres prix observés dans cette zone. Prière de corriger ou de confirmer avec le QG. Attention ! Le prix unitaire d'achat (250 Fcfa) de Poivre en Sachets (Petit) est relativement élevé par rapport aux autres prix observés dans cette zone. Prière de corriger ou de confirmer avec le QG. Attention ! Le prix unitaire d'achat (250 Fcfa) de Poivron frais en Tas (Petit) est relativement élevé par rapport aux autres prix observés dans cette zone. Prière de corriger ou de confirmer avec le QG. Attention ! Le prix unitaire d'achat (400 Fcfa) de Mayonnaise en Sachets (Petit) est relativement élevé par rapport aux autres prix observés dans cette zone. Prière de corriger ou de confirmer avec le QG. Attention ! Le prix unitaire d'achat (500 Fcfa) de Autres fruits de mer en Sachets (Petit) est relativement élevé par rapport aux autres prix observés dans cette zone. Prière de corriger ou de confirmer avec le QG. Avertissement!! La quantité (8 litre) du produit Huile de soja  consommée  par le ménage semble très élevé, prière de corriger ou confirmer avec le QG. Avertissement!!! Le ménage a consommé 12 Pièce Petit de Capitaine frais, cette quantité semble anormale pour une consommation des 7 derniers jours.Prière de corriger ou de confirmer avec le QG. Avertissement!!! Le ménage a consommé 3 Boite (Autre que la boite/pot de tomate) Petit de Thé en sachet, cette quantité semble anormale pour une consommation des 7 derniers jours.Les ménages consomment géneralement en sachet ou en paquet, prière de corriger ou de confirmer avec le QG. Avertissement!!! Le ménage a consommé 8 Morceau (Portion) Petit de Escargots, cette quantité semble anormale pour une consommation des 7 derniers jours.Prière de corriger ou de confirmer avec le QG. Avertissement!!!Le ménage a consommé 45 miche de Moyen de Pain moderne (Baguette)  ce qui semble incoherent pour une consommation aucours des 7 derniers jours, prière de verifier et corriger. Incohérence!! Dans ce ménage, chaque individus consomme par jour 10.13686 Kg  de cereale; Prière de revoir les quantités prises de ces produits. Le prix d'achat unitaire (6000 Fcfa) de Café moulu en Kg de taille taille unique prière de regarder les reponses prises dans les questions s07bq07a s07bq07b s07bq07c s07bq08 pour mieux corriger.</w:t>
       </w:r>
     </w:p>
     <w:p>
@@ -1651,6 +1631,31 @@
           <w:sz w:val="20"/>
         </w:rPr>
         <w:t>- Peu plausible! le montant de la dépense pour  Savon de toilette, shampoing semble trop élevé. Veuillez, s'il vous plaît, confirmer cette information avec le QG ou la corriger.</w:t>
+      </w:r>
+    </w:p>
+    <w:p>
+      <w:r>
+        <w:rPr>
+          <w:b/>
+          <w:color w:val="4672C4"/>
+          <w:sz w:val="22"/>
+        </w:rPr>
+        <w:t>&gt;&gt; Section10b - caracteristiques entreprise non agricole</w:t>
+      </w:r>
+    </w:p>
+    <w:p>
+      <w:pPr>
+        <w:ind w:left="283"/>
+      </w:pPr>
+      <w:r>
+        <w:rPr>
+          <w:sz w:val="20"/>
+        </w:rPr>
+        <w:t xml:space="preserve">- L'entreprise VENDEUSE DE PETIT DÉJEUNER est généralement une entreprise commerciale ou de service dont elle ne depense pas en achat de matières premières.Elle ne transforme pas de produit donc ne peut pas obtenir un montant sur la vente des produits transformés (10.48 ou 10.49). Prière de mettre 0 pour ces questions si elles ne font pas de transformation. </w:t>
+        <w:br/>
+        <w:t xml:space="preserve">- Le montant dépensé de L'entreprise VENDEUSE DE TISSUS pour l'achat de ces marchandises revendues en état, sans transformation ne peut être supérieur aux montants obtenus sur la revente de marchandises achetées et revendues en état au cours des 30 derniers jours ou durant le dernier mois où l'entreprise a fonctionné (s10q47 &gt; s10q46), prière de corriger. </w:t>
+        <w:br/>
+        <w:t>- Le montant dépensé de L'entreprise vendeuse de boutiques pour l'achat de ces marchandises revendues en état, sans transformation ne peut être supérieur aux montants obtenus sur la revente de marchandises achetées et revendues en état au cours des 30 derniers jours ou durant le dernier mois où l'entreprise a fonctionné (s10q47 &gt; s10q46), prière de corriger. Le montant dépensé de l'entreprise vendeuse de boutiques en achat de matières premières pour les produits vendus au cours des 30 derniers jours ou durant le dernier mois où l'entreprise a fonctionné ne peut pas être supéreur aux montants obtenus sur la vente de produits transformés par l'entreprise au cours de cette même période où l'entreprise a fonctionné (s10q49 &gt; s10q48), prière de corriger. L'entreprise vendeuse de boutiques a depensé en achat de matières premières pour les produits vendus (s10q49 different de 0) mais dit n'avoir réçu aucune somme sur la vente de produits transformés (s10q48 est égal à 0), prière de fournir de l'effort pour estimer le montant obtenu sur la vente vente de produits transformés. L'entreprise vendeuse de boutiques est généralement une entreprise commerciale ou de service dont elle ne depense pas en achat de matières premières.Elle ne transforme pas de produit donc ne peut pas obtenir un montant sur la vente des produits transformés (10.48 ou 10.49). Prière de mettre 0 pour ces questions si elles ne font pas de transformation.</w:t>
       </w:r>
     </w:p>
     <w:p>
@@ -1692,7 +1697,9 @@
         <w:rPr>
           <w:sz w:val="20"/>
         </w:rPr>
-        <w:t xml:space="preserve">- Avertissement!!! Le prix d'achat (10000) de l'article  Bonbonne de gaz est inférieur aux prix de revente (15000)  avec l'âge du bien atteignant 5 ans. Prière de vérifier ou confirmer avec l'enquêté et mettre les bonnes valeurs après verification, s'il le faut. </w:t>
+        <w:t xml:space="preserve">- Attention ! Climatiseurs/splits (non installés au mur) a été achété à 300000 Fcfa est relativement élevé par rapport aux autres prix d'achat observés dans cette zone. Prière de corriger ou de confirmer avec le QG. </w:t>
+        <w:br/>
+        <w:t xml:space="preserve">- Avertissement!!! Le prix d'achat (10000) de l'article  Bonbonne de gaz est inférieur aux prix de revente (15000)  avec l'âge du bien atteignant 5 ans. Prière de vérifier ou confirmer avec l'enquêté et mettre les bonnes valeurs après verification, s'il le faut. Attention ! Bonbonne de gaz a été revendu à 15000 Fcfa qui est relativement élevé par rapport aux autres prix de revente observés dans cette zone. Prière de corriger ou de confirmer avec le QG. </w:t>
         <w:br/>
         <w:t>- Le nombre d'article ( Téléphone portable)  dans ce ménages est élevé (14), prière de corriger ou confirmer avec le QG.</w:t>
       </w:r>
@@ -2105,7 +2112,7 @@
         <w:br/>
         <w:t xml:space="preserve">- Peu probable! demba mbaye  n'arrive pas  à comprendre un petit texte lu dans une langue locale (s02q03). Veuillez corriger ou donner des explications au QG. </w:t>
         <w:br/>
-        <w:t xml:space="preserve">- Peu probable! imaïla mbaye  n'arrive pas  à comprendre un petit texte lu dans une langue locale (s02q03). Veuillez corriger ou donner des explications au QG. Peu probable! imaïla mbaye  ne sait ni lire, ni écrire, ni comprendre dans aucune des langues  (s02q01,s02q02,s02q03). Veuillez corriger ou donner des explications au QG. Peu plausible imaïla mbaye fréquente au minimum le fondamental 1 mais ne sait ni lire ni comprendre la langue française, prière de corriger ou de confirmer avec le QG merci. Avertissement!! imaïla mbaye fréquente au minimum la troisième année de fondamental 1 mais ne sait pas écrire, prière de corriger ou confirmer avec le QG. Dans les milieux urbains c'est peu probable de voir une école dont les élèves ou étudiants ne dépensent pas en frais d'uniformes, prière de verifier pour imaïla mbaye et corriger ou confirmer avec le QG. Attention ! Le frais de scolarité (187000 Fcfa) de imaïla mbaye en 3ème année de Primaire est relativement élevé par rapport aux autres frais de scolarités observés dans cette zone. Prière de corriger ou de confirmer avec le QG. </w:t>
+        <w:t xml:space="preserve">- Peu probable! imaïla mbaye  n'arrive pas  à comprendre un petit texte lu dans une langue locale (s02q03). Veuillez corriger ou donner des explications au QG. Dans les milieux urbains c'est peu probable de voir une école dont les élèves ou étudiants ne dépensent pas en frais d'uniformes, prière de verifier pour imaïla mbaye et corriger ou confirmer avec le QG. </w:t>
         <w:br/>
         <w:t>- Peu probable! tiguida kouaté  n'arrive pas  à comprendre un petit texte lu dans une langue locale (s02q03). Veuillez corriger ou donner des explications au QG. Peu probable! tiguida kouaté  ne sait ni lire, ni écrire, ni comprendre dans aucune des langues  (s02q01,s02q02,s02q03). Veuillez corriger ou donner des explications au QG.</w:t>
       </w:r>
@@ -2174,7 +2181,7 @@
         <w:rPr>
           <w:sz w:val="20"/>
         </w:rPr>
-        <w:t>- Attention ! Le prix unitaire d'achat (100 Fcfa) de Cube alimentaire (Maggi, Jumbo, ) en Cube (Petit) est relativement élevé par rapport aux autres prix observés dans cette zone. Prière de corriger ou de confirmer avec le QG. Attention ! Soupçons de quantité anormale! Le ménage de Amy Mbaye avec une taille de 5 personnes a consommé 2 Sachets en Petit de Sel qui est relativement élevé comme consommation par rapport à la condition de vie des autres ménages de même taille dans cette zone. Prière de corriger ou de confirmer avec le QG. Avertissement!!! Le ménage a consommé 14 Pièce Petit de Capitaine frais, cette quantité semble anormale pour une consommation des 7 derniers jours.Prière de corriger ou de confirmer avec le QG.</w:t>
+        <w:t>- Attention ! Le prix unitaire d'achat (100 Fcfa) de Cube alimentaire (Maggi, Jumbo, ) en Cube (Petit) est relativement élevé par rapport aux autres prix observés dans cette zone. Prière de corriger ou de confirmer avec le QG. Attention ! Soupçons de quantité anormale! Le ménage de Amy Mbaye avec une taille de 5 personnes a consommé 2 Sachets en Petit de Sel qui est relativement élevé comme consommation par rapport à la condition de vie des autres ménages de même taille dans cette zone. Prière de corriger ou de confirmer avec le QG. Avertissement!!! Le ménage a consommé 14 Pièce Petit de Capitaine frais, cette quantité semble anormale pour une consommation des 7 derniers jours.Prière de corriger ou de confirmer avec le QG. Incohérence!! Dans ce ménage, chaque individus consomme par jour 2.2 Kg  de cereale; Prière de revoir les quantités prises de ces produits.</w:t>
       </w:r>
     </w:p>
     <w:p>
@@ -2237,8 +2244,6 @@
         <w:rPr>
           <w:sz w:val="20"/>
         </w:rPr>
-        <w:t xml:space="preserve">- Attention ! Antenne parabolique / décodeur a été achété à 5000 Fcfa est relativement faible par rapport aux autres prix d'achat observés dans cette zone. Prière de corriger ou de confirmer avec le QG. </w:t>
-        <w:br/>
         <w:t>- Attention ! Fer à repasser à charbon a été revendu à 7500 Fcfa qui est relativement élevé par rapport aux autres prix de revente observés dans cette zone. Prière de corriger ou de confirmer avec le QG.</w:t>
       </w:r>
     </w:p>
@@ -2270,7 +2275,7 @@
           <w:color w:val="4672C4"/>
           <w:sz w:val="22"/>
         </w:rPr>
-        <w:t>&gt;&gt; Section15 - Filets sociaux</w:t>
+        <w:t>&gt;&gt; Section16a - Champs et parcelles</w:t>
       </w:r>
     </w:p>
     <w:p>
@@ -2281,7 +2286,577 @@
         <w:rPr>
           <w:sz w:val="20"/>
         </w:rPr>
-        <w:t>- Avertissement!! Aucun membre dans ce ménage n'a entendu parler d'aucun programme de la section 15, prière de confirmer ce cas avec le QG.</w:t>
+        <w:t>- La section 16 du ménage de Amy Mbaye n'est pas renseigné, prière de renseigner.</w:t>
+      </w:r>
+    </w:p>
+    <w:p>
+      <w:r>
+        <w:t>________________________________________________________________________________</w:t>
+      </w:r>
+    </w:p>
+    <w:p>
+      <w:pPr>
+        <w:pStyle w:val="Heading2"/>
+      </w:pPr>
+      <w:r>
+        <w:t>Menage 6</w:t>
+      </w:r>
+    </w:p>
+    <w:tbl>
+      <w:tblPr>
+        <w:tblStyle w:val="TableGrid"/>
+        <w:tblW w:type="auto" w:w="0"/>
+        <w:tblLook w:firstColumn="1" w:firstRow="1" w:lastColumn="0" w:lastRow="0" w:noHBand="0" w:noVBand="1" w:val="04A0"/>
+      </w:tblPr>
+      <w:tblGrid>
+        <w:gridCol w:w="1662"/>
+        <w:gridCol w:w="1662"/>
+        <w:gridCol w:w="1662"/>
+        <w:gridCol w:w="1662"/>
+        <w:gridCol w:w="1662"/>
+        <w:gridCol w:w="1662"/>
+      </w:tblGrid>
+      <w:tr>
+        <w:tc>
+          <w:tcPr>
+            <w:tcW w:type="dxa" w:w="1662"/>
+            <w:shd w:fill="5B9BD5"/>
+          </w:tcPr>
+          <w:p>
+            <w:r>
+              <w:rPr>
+                <w:b/>
+                <w:color w:val="FFFFFF"/>
+                <w:sz w:val="16"/>
+              </w:rPr>
+              <w:t>Interview Key</w:t>
+            </w:r>
+          </w:p>
+        </w:tc>
+        <w:tc>
+          <w:tcPr>
+            <w:tcW w:type="dxa" w:w="1662"/>
+            <w:shd w:fill="5B9BD5"/>
+          </w:tcPr>
+          <w:p>
+            <w:r>
+              <w:rPr>
+                <w:b/>
+                <w:color w:val="FFFFFF"/>
+                <w:sz w:val="16"/>
+              </w:rPr>
+              <w:t>Interview ID</w:t>
+            </w:r>
+          </w:p>
+        </w:tc>
+        <w:tc>
+          <w:tcPr>
+            <w:tcW w:type="dxa" w:w="1662"/>
+            <w:shd w:fill="5B9BD5"/>
+          </w:tcPr>
+          <w:p>
+            <w:r>
+              <w:rPr>
+                <w:b/>
+                <w:color w:val="FFFFFF"/>
+                <w:sz w:val="16"/>
+              </w:rPr>
+              <w:t>ID Agent</w:t>
+            </w:r>
+          </w:p>
+        </w:tc>
+        <w:tc>
+          <w:tcPr>
+            <w:tcW w:type="dxa" w:w="1662"/>
+            <w:shd w:fill="5B9BD5"/>
+          </w:tcPr>
+          <w:p>
+            <w:r>
+              <w:rPr>
+                <w:b/>
+                <w:color w:val="FFFFFF"/>
+                <w:sz w:val="16"/>
+              </w:rPr>
+              <w:t>ID Equipe</w:t>
+            </w:r>
+          </w:p>
+        </w:tc>
+        <w:tc>
+          <w:tcPr>
+            <w:tcW w:type="dxa" w:w="1662"/>
+            <w:shd w:fill="5B9BD5"/>
+          </w:tcPr>
+          <w:p>
+            <w:r>
+              <w:rPr>
+                <w:b/>
+                <w:color w:val="FFFFFF"/>
+                <w:sz w:val="16"/>
+              </w:rPr>
+              <w:t>Agent</w:t>
+            </w:r>
+          </w:p>
+        </w:tc>
+        <w:tc>
+          <w:tcPr>
+            <w:tcW w:type="dxa" w:w="1662"/>
+            <w:shd w:fill="5B9BD5"/>
+          </w:tcPr>
+          <w:p>
+            <w:r>
+              <w:rPr>
+                <w:b/>
+                <w:color w:val="FFFFFF"/>
+                <w:sz w:val="16"/>
+              </w:rPr>
+              <w:t>Chef d'equipe</w:t>
+            </w:r>
+          </w:p>
+        </w:tc>
+      </w:tr>
+      <w:tr>
+        <w:tc>
+          <w:tcPr>
+            <w:tcW w:type="dxa" w:w="1662"/>
+          </w:tcPr>
+          <w:p>
+            <w:r>
+              <w:rPr>
+                <w:sz w:val="14"/>
+              </w:rPr>
+              <w:t>23-50-52-00</w:t>
+            </w:r>
+          </w:p>
+        </w:tc>
+        <w:tc>
+          <w:tcPr>
+            <w:tcW w:type="dxa" w:w="1662"/>
+          </w:tcPr>
+          <w:p>
+            <w:r>
+              <w:rPr>
+                <w:sz w:val="14"/>
+              </w:rPr>
+              <w:t>d642376e416b4579859cbd0254c86976</w:t>
+            </w:r>
+          </w:p>
+        </w:tc>
+        <w:tc>
+          <w:tcPr>
+            <w:tcW w:type="dxa" w:w="1662"/>
+          </w:tcPr>
+          <w:p>
+            <w:r>
+              <w:rPr>
+                <w:sz w:val="14"/>
+              </w:rPr>
+              <w:t>EQ12_enq4</w:t>
+            </w:r>
+          </w:p>
+        </w:tc>
+        <w:tc>
+          <w:tcPr>
+            <w:tcW w:type="dxa" w:w="1662"/>
+          </w:tcPr>
+          <w:p>
+            <w:r>
+              <w:rPr>
+                <w:sz w:val="14"/>
+              </w:rPr>
+            </w:r>
+          </w:p>
+        </w:tc>
+        <w:tc>
+          <w:tcPr>
+            <w:tcW w:type="dxa" w:w="1662"/>
+          </w:tcPr>
+          <w:p>
+            <w:r>
+              <w:rPr>
+                <w:sz w:val="14"/>
+              </w:rPr>
+            </w:r>
+          </w:p>
+        </w:tc>
+        <w:tc>
+          <w:tcPr>
+            <w:tcW w:type="dxa" w:w="1662"/>
+          </w:tcPr>
+          <w:p>
+            <w:r>
+              <w:rPr>
+                <w:sz w:val="14"/>
+              </w:rPr>
+            </w:r>
+          </w:p>
+        </w:tc>
+      </w:tr>
+    </w:tbl>
+    <w:p/>
+    <w:tbl>
+      <w:tblPr>
+        <w:tblStyle w:val="TableGrid"/>
+        <w:tblW w:type="auto" w:w="0"/>
+        <w:tblLook w:firstColumn="1" w:firstRow="1" w:lastColumn="0" w:lastRow="0" w:noHBand="0" w:noVBand="1" w:val="04A0"/>
+      </w:tblPr>
+      <w:tblGrid>
+        <w:gridCol w:w="3324"/>
+        <w:gridCol w:w="3324"/>
+        <w:gridCol w:w="3324"/>
+      </w:tblGrid>
+      <w:tr>
+        <w:tc>
+          <w:tcPr>
+            <w:tcW w:type="dxa" w:w="3324"/>
+            <w:shd w:fill="70AD47"/>
+          </w:tcPr>
+          <w:p>
+            <w:r>
+              <w:rPr>
+                <w:b/>
+                <w:color w:val="FFFFFF"/>
+                <w:sz w:val="18"/>
+              </w:rPr>
+              <w:t>Chef de Menage</w:t>
+            </w:r>
+          </w:p>
+        </w:tc>
+        <w:tc>
+          <w:tcPr>
+            <w:tcW w:type="dxa" w:w="3324"/>
+            <w:shd w:fill="70AD47"/>
+          </w:tcPr>
+          <w:p>
+            <w:r>
+              <w:rPr>
+                <w:b/>
+                <w:color w:val="FFFFFF"/>
+                <w:sz w:val="18"/>
+              </w:rPr>
+              <w:t>Quartier/Village (s00q05)</w:t>
+            </w:r>
+          </w:p>
+        </w:tc>
+        <w:tc>
+          <w:tcPr>
+            <w:tcW w:type="dxa" w:w="3324"/>
+            <w:shd w:fill="70AD47"/>
+          </w:tcPr>
+          <w:p>
+            <w:r>
+              <w:rPr>
+                <w:b/>
+                <w:color w:val="FFFFFF"/>
+                <w:sz w:val="18"/>
+              </w:rPr>
+              <w:t>Localisation GPS</w:t>
+            </w:r>
+          </w:p>
+        </w:tc>
+      </w:tr>
+      <w:tr>
+        <w:tc>
+          <w:tcPr>
+            <w:tcW w:type="dxa" w:w="3324"/>
+          </w:tcPr>
+          <w:p>
+            <w:r>
+              <w:rPr>
+                <w:sz w:val="18"/>
+              </w:rPr>
+              <w:t>MODOU NDIAYE</w:t>
+            </w:r>
+          </w:p>
+        </w:tc>
+        <w:tc>
+          <w:tcPr>
+            <w:tcW w:type="dxa" w:w="3324"/>
+          </w:tcPr>
+          <w:p>
+            <w:r>
+              <w:rPr>
+                <w:sz w:val="18"/>
+              </w:rPr>
+              <w:t>N/A</w:t>
+            </w:r>
+          </w:p>
+        </w:tc>
+        <w:tc>
+          <w:tcPr>
+            <w:tcW w:type="dxa" w:w="3324"/>
+          </w:tcPr>
+          <w:p>
+            <w:r/>
+            <w:hyperlink r:id="rId12">
+              <w:r>
+                <w:rPr>
+                  <w:color w:val="0563C1"/>
+                  <w:u w:val="single"/>
+                </w:rPr>
+                <w:t>entr�e � droite</w:t>
+              </w:r>
+            </w:hyperlink>
+          </w:p>
+        </w:tc>
+      </w:tr>
+    </w:tbl>
+    <w:p/>
+    <w:p>
+      <w:r>
+        <w:rPr>
+          <w:b/>
+          <w:color w:val="4672C4"/>
+          <w:sz w:val="22"/>
+        </w:rPr>
+        <w:t>&gt;&gt; Section0 - Identification et renseignements de controle</w:t>
+      </w:r>
+    </w:p>
+    <w:p>
+      <w:pPr>
+        <w:ind w:left="283"/>
+      </w:pPr>
+      <w:r>
+        <w:rPr>
+          <w:sz w:val="20"/>
+        </w:rPr>
+        <w:t>- Le questionnaire semble ne pas être complètement fini mais le questionnaire est en statut complet, prière de compléter le questionnaire. Il est obligatoire de prendre les coordonnées Gps avant d'administrer le questionnaire. Prière de prendre les coordonnées GPS.</w:t>
+      </w:r>
+    </w:p>
+    <w:p>
+      <w:r>
+        <w:rPr>
+          <w:b/>
+          <w:color w:val="4672C4"/>
+          <w:sz w:val="22"/>
+        </w:rPr>
+        <w:t>&gt;&gt; Section1 - Caracteristiques des membres</w:t>
+      </w:r>
+    </w:p>
+    <w:p>
+      <w:pPr>
+        <w:ind w:left="283"/>
+      </w:pPr>
+      <w:r>
+        <w:rPr>
+          <w:sz w:val="20"/>
+        </w:rPr>
+        <w:t xml:space="preserve">- Les informations sur l'acte de naissance (ni Jours, ni mois et ni années) de  latsouk ndiaye  manquent, s'il vous plait pouvez-vous fournir d'effort pour avoir ces informations. </w:t>
+        <w:br/>
+        <w:t>- Les informations sur l'acte de naissance (ni Jours, ni mois et ni années) de  modou ndiaye  manquent, s'il vous plait pouvez-vous fournir d'effort pour avoir ces informations.</w:t>
+      </w:r>
+    </w:p>
+    <w:p>
+      <w:r>
+        <w:rPr>
+          <w:b/>
+          <w:color w:val="4672C4"/>
+          <w:sz w:val="22"/>
+        </w:rPr>
+        <w:t>&gt;&gt; Section2 - Education</w:t>
+      </w:r>
+    </w:p>
+    <w:p>
+      <w:pPr>
+        <w:ind w:left="283"/>
+      </w:pPr>
+      <w:r>
+        <w:rPr>
+          <w:sz w:val="20"/>
+        </w:rPr>
+        <w:t xml:space="preserve">- Peu probable! latsouk ndiaye  n'arrive pas  à comprendre un petit texte lu dans une langue locale (s02q03). Veuillez corriger ou donner des explications au QG. </w:t>
+        <w:br/>
+        <w:t>- Peu probable! modou ndiaye  n'arrive pas  à comprendre un petit texte lu dans une langue locale (s02q03). Veuillez corriger ou donner des explications au QG. Peu probable! modou ndiaye  ne sait ni lire, ni écrire, ni comprendre dans aucune des langues  (s02q01,s02q02,s02q03). Veuillez corriger ou donner des explications au QG.</w:t>
+      </w:r>
+    </w:p>
+    <w:p>
+      <w:r>
+        <w:rPr>
+          <w:b/>
+          <w:color w:val="4672C4"/>
+          <w:sz w:val="22"/>
+        </w:rPr>
+        <w:t>&gt;&gt; Section4a - Emploi</w:t>
+      </w:r>
+    </w:p>
+    <w:p>
+      <w:pPr>
+        <w:ind w:left="283"/>
+      </w:pPr>
+      <w:r>
+        <w:rPr>
+          <w:sz w:val="20"/>
+        </w:rPr>
+        <w:t>- Avertissement! Généralement les jeunes hommes (10 à 25ans) font des travaux ménager soit apprendre les enfants à reviser leurs léçons ou d'autres cours, latsouk ndiaye n'a consacré aucune heure pour les travaux cités en s04q01, s04q02, s04q03, s04q04, s04q05, s04q06, s04q07 et s04q08.Prière de regarder pour corriger ou confirmer avec le QG.</w:t>
+      </w:r>
+    </w:p>
+    <w:p>
+      <w:r>
+        <w:rPr>
+          <w:b/>
+          <w:color w:val="4672C4"/>
+          <w:sz w:val="22"/>
+        </w:rPr>
+        <w:t>&gt;&gt; Section4b - Emploi - Activite principale</w:t>
+      </w:r>
+    </w:p>
+    <w:p>
+      <w:pPr>
+        <w:ind w:left="283"/>
+      </w:pPr>
+      <w:r>
+        <w:rPr>
+          <w:sz w:val="20"/>
+        </w:rPr>
+        <w:t xml:space="preserve">- Attention ! Le nombre de jours que latsouk ndiaye a travaillés par mois semble être inférieur à 15. Veuillez, s'il vous plaît, confirmer cette information. </w:t>
+        <w:br/>
+        <w:t>- Attention ! Le nombre de jours que modou ndiaye a travaillés par mois semble être inférieur à 15. Veuillez, s'il vous plaît, confirmer cette information.</w:t>
+      </w:r>
+    </w:p>
+    <w:p>
+      <w:r>
+        <w:rPr>
+          <w:b/>
+          <w:color w:val="4672C4"/>
+          <w:sz w:val="22"/>
+        </w:rPr>
+        <w:t>&gt;&gt; Section9a - Depenses de fetes et ceremonies</w:t>
+      </w:r>
+    </w:p>
+    <w:p>
+      <w:pPr>
+        <w:ind w:left="283"/>
+      </w:pPr>
+      <w:r>
+        <w:rPr>
+          <w:sz w:val="20"/>
+        </w:rPr>
+        <w:t>- Il est improbable d'avoir un ménage qui n'a pas effectué aucune dépense au moins lors d'une de ces fêtes, prière de revoir cette partie pour ce ménage.</w:t>
+      </w:r>
+    </w:p>
+    <w:p>
+      <w:r>
+        <w:rPr>
+          <w:b/>
+          <w:color w:val="4672C4"/>
+          <w:sz w:val="22"/>
+        </w:rPr>
+        <w:t>&gt;&gt; Section9b - Depenses non-alimentaires - 7 jours</w:t>
+      </w:r>
+    </w:p>
+    <w:p>
+      <w:pPr>
+        <w:ind w:left="283"/>
+      </w:pPr>
+      <w:r>
+        <w:rPr>
+          <w:sz w:val="20"/>
+        </w:rPr>
+        <w:t>- Il est difficile d'avoir un ménage qui n'a effectué aucune des dépenses mentionnées au cours de 7 derniers jours, prière de revoir la section 9B pour ce ménage.</w:t>
+      </w:r>
+    </w:p>
+    <w:p>
+      <w:r>
+        <w:rPr>
+          <w:b/>
+          <w:color w:val="4672C4"/>
+          <w:sz w:val="22"/>
+        </w:rPr>
+        <w:t>&gt;&gt; Section9f - Depenses non-alimentaires - 12 mois</w:t>
+      </w:r>
+    </w:p>
+    <w:p>
+      <w:pPr>
+        <w:ind w:left="283"/>
+      </w:pPr>
+      <w:r>
+        <w:rPr>
+          <w:sz w:val="20"/>
+        </w:rPr>
+        <w:t>- Moins possible d'avoir un ménage qui n'a effectué aucune des dépenses au cours de 12 derniers mois, veuillez revoir la section pour ce ménage.</w:t>
+      </w:r>
+    </w:p>
+    <w:p>
+      <w:r>
+        <w:rPr>
+          <w:b/>
+          <w:color w:val="4672C4"/>
+          <w:sz w:val="22"/>
+        </w:rPr>
+        <w:t>&gt;&gt; Section10b - caracteristiques entreprise non agricole</w:t>
+      </w:r>
+    </w:p>
+    <w:p>
+      <w:pPr>
+        <w:ind w:left="283"/>
+      </w:pPr>
+      <w:r>
+        <w:rPr>
+          <w:sz w:val="20"/>
+        </w:rPr>
+        <w:t>- Le montant dépensé de L'entreprise commerce alimentation générale pour l'achat de ces marchandises revendues en état, sans transformation ne peut être supérieur aux montants obtenus sur la revente de marchandises achetées et revendues en état au cours des 30 derniers jours ou durant le dernier mois où l'entreprise a fonctionné (s10q47 &gt; s10q46), prière de corriger.</w:t>
+      </w:r>
+    </w:p>
+    <w:p>
+      <w:r>
+        <w:rPr>
+          <w:b/>
+          <w:color w:val="4672C4"/>
+          <w:sz w:val="22"/>
+        </w:rPr>
+        <w:t>&gt;&gt; Section11 - Caracteristiques logement</w:t>
+      </w:r>
+    </w:p>
+    <w:p>
+      <w:pPr>
+        <w:ind w:left="283"/>
+      </w:pPr>
+      <w:r>
+        <w:rPr>
+          <w:sz w:val="20"/>
+        </w:rPr>
+        <w:t>- La principale source d'énergie ( Non concerné) pour la cusine semble incoherent, prière de corriger ou confirmer.  La principale source d'approvisionnement en eau du ménage est Le ménage ne fait pas la cuisine et semble exister dans les modalités, prière de prendre attache avec le QG pour plus d'explication afin de la classer bien.  Le  type de sanitaire que le ménage utilise est salle de bain et semble exister dans les modalités, prière de prendre attache avec le QG pour plus d'explication afin de la classer bien.</w:t>
+      </w:r>
+    </w:p>
+    <w:p>
+      <w:r>
+        <w:rPr>
+          <w:b/>
+          <w:color w:val="4672C4"/>
+          <w:sz w:val="22"/>
+        </w:rPr>
+        <w:t>&gt;&gt; Section12 - Actifs du menage</w:t>
+      </w:r>
+    </w:p>
+    <w:p>
+      <w:pPr>
+        <w:ind w:left="283"/>
+      </w:pPr>
+      <w:r>
+        <w:rPr>
+          <w:sz w:val="20"/>
+        </w:rPr>
+        <w:t>- Attention ! Bonbonne de gaz a été achété à 4500 Fcfa est relativement faible par rapport aux autres prix d'achat observés dans cette zone. Prière de corriger ou de confirmer avec le QG. Attention ! Bonbonne de gaz a été revendu à 4500 Fcfa qui est relativement faible par rapport aux autres prix de revente observés dans cette zone. Prière de corriger ou de confirmer avec le QG.</w:t>
+      </w:r>
+    </w:p>
+    <w:p>
+      <w:r>
+        <w:rPr>
+          <w:b/>
+          <w:color w:val="4672C4"/>
+          <w:sz w:val="22"/>
+        </w:rPr>
+        <w:t>&gt;&gt; Section14 - Chocs</w:t>
+      </w:r>
+    </w:p>
+    <w:p>
+      <w:pPr>
+        <w:ind w:left="283"/>
+      </w:pPr>
+      <w:r>
+        <w:rPr>
+          <w:sz w:val="20"/>
+        </w:rPr>
+        <w:t>- Avertissement!! Le ménage n'a été négativement affecté par aucun des problèmes donnés dans la section 14. Confirmez vous cette information avec le QG?</w:t>
       </w:r>
     </w:p>
     <w:p>
@@ -2302,7 +2877,7 @@
         <w:rPr>
           <w:sz w:val="20"/>
         </w:rPr>
-        <w:t>- La section 16 du ménage de Amy Mbaye n'est pas renseigné, prière de renseigner.</w:t>
+        <w:t>- La section 16 du ménage de modou ndiaye n'est pas renseigné, prière de renseigner.</w:t>
       </w:r>
     </w:p>
     <w:p>
@@ -2466,7 +3041,7 @@
               <w:rPr>
                 <w:sz w:val="14"/>
               </w:rPr>
-              <w:t>EQ12_enq3</w:t>
+              <w:t>EQ12_enq4</w:t>
             </w:r>
           </w:p>
         </w:tc>
@@ -2479,7 +3054,6 @@
               <w:rPr>
                 <w:sz w:val="14"/>
               </w:rPr>
-              <w:t>Equipe12</w:t>
             </w:r>
           </w:p>
         </w:tc>
@@ -2492,7 +3066,6 @@
               <w:rPr>
                 <w:sz w:val="14"/>
               </w:rPr>
-              <w:t>Astou Gawane FAYE</w:t>
             </w:r>
           </w:p>
         </w:tc>
@@ -2505,7 +3078,6 @@
               <w:rPr>
                 <w:sz w:val="14"/>
               </w:rPr>
-              <w:t>Talla NGOM</w:t>
             </w:r>
           </w:p>
         </w:tc>
@@ -2606,7 +3178,7 @@
           </w:tcPr>
           <w:p>
             <w:r/>
-            <w:hyperlink r:id="rId12">
+            <w:hyperlink r:id="rId13">
               <w:r>
                 <w:rPr>
                   <w:color w:val="0563C1"/>
@@ -2627,7 +3199,7 @@
           <w:color w:val="4672C4"/>
           <w:sz w:val="22"/>
         </w:rPr>
-        <w:t>&gt;&gt; Section2 - Education</w:t>
+        <w:t>&gt;&gt; Section0 - Identification et renseignements de controle</w:t>
       </w:r>
     </w:p>
     <w:p>
@@ -2638,28 +3210,7 @@
         <w:rPr>
           <w:sz w:val="20"/>
         </w:rPr>
-        <w:t>- Le montant des frais pour les cahiers et autres matériels scolaires pour l'année scolaire de DIEYNA SOW est faible ou élevé, veuillez, s'il vous plait, confirmer ces informations avec le QG ou apporter les corrections nécessaires.</w:t>
-      </w:r>
-    </w:p>
-    <w:p>
-      <w:r>
-        <w:rPr>
-          <w:b/>
-          <w:color w:val="4672C4"/>
-          <w:sz w:val="22"/>
-        </w:rPr>
-        <w:t>&gt;&gt; Section4b - Emploi - Activite principale</w:t>
-      </w:r>
-    </w:p>
-    <w:p>
-      <w:pPr>
-        <w:ind w:left="283"/>
-      </w:pPr>
-      <w:r>
-        <w:rPr>
-          <w:sz w:val="20"/>
-        </w:rPr>
-        <w:t>- Incohérence détectée ! Il semble peu probable que MAMADOU DAHIROU SOW occupe un emploi pour l'ETAT/collectivités locales ou dans une entreprise publique/parapublique tout en travaillant moins de 20 jours par mois. Veuillez, s'il vous plaît, corriger cette information. Attention ! Le nombre de jours que MAMADOU DAHIROU SOW a travaillés par mois semble être inférieur à 15. Veuillez, s'il vous plaît, confirmer cette information.</w:t>
+        <w:t>- Le questionnaire semble ne pas être complètement fini mais le questionnaire est en statut complet, prière de compléter le questionnaire.</w:t>
       </w:r>
     </w:p>
     <w:p>
@@ -2681,6 +3232,27 @@
           <w:sz w:val="20"/>
         </w:rPr>
         <w:t>- Le dernier crédit que MAMADOU DAHIROU SOW a contracté auprès de  l'institution est mutuelle d'épargne dès crédit des agents du publique et du publique et semble exister dans les modalités, prière de prendre attache avec le QG pour plus d'explication afin de la classer bien.</w:t>
+      </w:r>
+    </w:p>
+    <w:p>
+      <w:r>
+        <w:rPr>
+          <w:b/>
+          <w:color w:val="4672C4"/>
+          <w:sz w:val="22"/>
+        </w:rPr>
+        <w:t>&gt;&gt; Section7b - Consommation alimentaire - 7 jours</w:t>
+      </w:r>
+    </w:p>
+    <w:p>
+      <w:pPr>
+        <w:ind w:left="283"/>
+      </w:pPr>
+      <w:r>
+        <w:rPr>
+          <w:sz w:val="20"/>
+        </w:rPr>
+        <w:t>- Attention ! Soupçons de quantité anormale! Le ménage de MAMADOU DAHIROU SOW avec une taille de 2 personnes a consommé 2 Kg en taille unique de Viande de bœuf: filet, faux-filet qui est relativement élevé comme consommation par rapport à la condition de vie des autres ménages de même taille dans cette zone. Prière de corriger ou de confirmer avec le QG.</w:t>
       </w:r>
     </w:p>
     <w:p>
@@ -2764,7 +3336,7 @@
         <w:rPr>
           <w:sz w:val="20"/>
         </w:rPr>
-        <w:t>- Avertissement!!! Le prix d'achat (12500) de l'article  Bonbonne de gaz est inférieur aux prix de revente (15000)  avec l'âge du bien atteignant 7 ans. Prière de vérifier ou confirmer avec l'enquêté et mettre les bonnes valeurs après verification, s'il le faut.</w:t>
+        <w:t>- Avertissement!!! Le prix d'achat (12500) de l'article  Bonbonne de gaz est inférieur aux prix de revente (15000)  avec l'âge du bien atteignant 7 ans. Prière de vérifier ou confirmer avec l'enquêté et mettre les bonnes valeurs après verification, s'il le faut. Attention ! Bonbonne de gaz a été revendu à 15000 Fcfa qui est relativement élevé par rapport aux autres prix de revente observés dans cette zone. Prière de corriger ou de confirmer avec le QG.</w:t>
       </w:r>
     </w:p>
     <w:p>
@@ -3131,7 +3703,7 @@
           </w:tcPr>
           <w:p>
             <w:r/>
-            <w:hyperlink r:id="rId13">
+            <w:hyperlink r:id="rId14">
               <w:r>
                 <w:rPr>
                   <w:color w:val="0563C1"/>
@@ -3145,6 +3717,27 @@
       </w:tr>
     </w:tbl>
     <w:p/>
+    <w:p>
+      <w:r>
+        <w:rPr>
+          <w:b/>
+          <w:color w:val="4672C4"/>
+          <w:sz w:val="22"/>
+        </w:rPr>
+        <w:t>&gt;&gt; Section0 - Identification et renseignements de controle</w:t>
+      </w:r>
+    </w:p>
+    <w:p>
+      <w:pPr>
+        <w:ind w:left="283"/>
+      </w:pPr>
+      <w:r>
+        <w:rPr>
+          <w:sz w:val="20"/>
+        </w:rPr>
+        <w:t>- Le questionnaire semble ne pas être complètement fini mais le questionnaire est en statut complet, prière de compléter le questionnaire.</w:t>
+      </w:r>
+    </w:p>
     <w:p>
       <w:r>
         <w:rPr>
@@ -3167,7 +3760,7 @@
         <w:br/>
         <w:t xml:space="preserve">- Les informations sur l'acte de naissance (ni Jours, ni mois et ni années) de  Maïmona Ndiaye  manquent, s'il vous plait pouvez-vous fournir d'effort pour avoir ces informations. </w:t>
         <w:br/>
-        <w:t>- Les informations sur l'acte de naissance (ni Jours, ni mois et ni années) de  Mouhamadou Moustapha Dia  manquent, s'il vous plait pouvez-vous fournir d'effort pour avoir ces informations. Incohérence!! Le nombre d'année (9999) que Mouhamadou Moustapha Dia a vécu dans la localité est superieur à son âge (62) ou ne sait pas. Prière de corriger.</w:t>
+        <w:t>- Les informations sur l'acte de naissance (ni Jours, ni mois et ni années) de  Mouhamadou Moustapha Dia  manquent, s'il vous plait pouvez-vous fournir d'effort pour avoir ces informations.</w:t>
       </w:r>
     </w:p>
     <w:p>
@@ -3209,7 +3802,7 @@
         <w:rPr>
           <w:sz w:val="20"/>
         </w:rPr>
-        <w:t>- Mouhamadou Moustapha Dia fait Vie de son revenu hors ménage pour subvenir principalement à ses besoins et semble exister dans les modalités, prière de prendre attache avec le QG pour plus d'explication afin de la classer bien.</w:t>
+        <w:t>- Mouhamadou Moustapha Dia fait Vie de son revenu hors emploi pour subvenir principalement à ses besoins et semble exister dans les modalités, prière de prendre attache avec le QG pour plus d'explication afin de la classer bien.</w:t>
       </w:r>
     </w:p>
     <w:p>
@@ -3293,7 +3886,7 @@
         <w:rPr>
           <w:sz w:val="20"/>
         </w:rPr>
-        <w:t>- Attention ! Le prix unitaire d'achat (50 Fcfa) de Poivron frais en Pièce (Moyen) est relativement faible par rapport aux autres prix observés dans cette zone. Prière de corriger ou de confirmer avec le QG. Attention ! Le prix unitaire d'achat (500 Fcfa) de Oignon frais en Kg (taille unique) est relativement faible par rapport aux autres prix observés dans cette zone. Prière de corriger ou de confirmer avec le QG. Incohérence!! Dans ce ménage, chaque individus consomme par jour 88.2438 Kg  de cereale; Prière de revoir les quantités prises de ces produits.</w:t>
+        <w:t>- Attention ! Le prix unitaire d'achat (50 Fcfa) de Poivron frais en Pièce (Moyen) est relativement faible par rapport aux autres prix observés dans cette zone. Prière de corriger ou de confirmer avec le QG. Attention ! Le prix unitaire d'achat (500 Fcfa) de Oignon frais en Kg (taille unique) est relativement faible par rapport aux autres prix observés dans cette zone. Prière de corriger ou de confirmer avec le QG. Incohérence!! Dans ce ménage, chaque individus consomme par jour 152.6605 Kg  de cereale; Prière de revoir les quantités prises de ces produits.</w:t>
       </w:r>
     </w:p>
     <w:p>
@@ -3377,25 +3970,7 @@
         <w:rPr>
           <w:sz w:val="20"/>
         </w:rPr>
-        <w:t xml:space="preserve">- Le prix de revente de l'article  Antenne parabolique / décodeur ne doit pas être égal 0 même si le ménage l'a reçu en cadeau prière de leurs aider à faire une estimations. </w:t>
-        <w:br/>
-        <w:t xml:space="preserve">- Le prix de revente de l'article  Appareil TV ne doit pas être égal 0 même si le ménage l'a reçu en cadeau prière de leurs aider à faire une estimations. </w:t>
-        <w:br/>
-        <w:t xml:space="preserve">- Le prix de revente de l'article  Armoires et autres meubles ne doit pas être égal 0 même si le ménage l'a reçu en cadeau prière de leurs aider à faire une estimations. </w:t>
-        <w:br/>
-        <w:t xml:space="preserve">- Le prix de revente de l'article  Bonbonne de gaz ne doit pas être égal 0 même si le ménage l'a reçu en cadeau prière de leurs aider à faire une estimations. </w:t>
-        <w:br/>
-        <w:t xml:space="preserve">- Le prix de revente de l'article  Lit ne doit pas être égal 0 même si le ménage l'a reçu en cadeau prière de leurs aider à faire une estimations. </w:t>
-        <w:br/>
-        <w:t xml:space="preserve">- Le prix de revente de l'article  Matelas simple ne doit pas être égal 0 même si le ménage l'a reçu en cadeau prière de leurs aider à faire une estimations. </w:t>
-        <w:br/>
-        <w:t xml:space="preserve">- Le prix de revente de l'article  Radio simple/Radiocassette ne doit pas être égal 0 même si le ménage l'a reçu en cadeau prière de leurs aider à faire une estimations. </w:t>
-        <w:br/>
-        <w:t xml:space="preserve">- Le prix de revente de l'article  Réfrigérateur ne doit pas être égal 0 même si le ménage l'a reçu en cadeau prière de leurs aider à faire une estimations. </w:t>
-        <w:br/>
-        <w:t xml:space="preserve">- Le prix de revente de l'article  Téléphone portable ne doit pas être égal 0 même si le ménage l'a reçu en cadeau prière de leurs aider à faire une estimations. Attention ! Téléphone portable a été achété à 180000 Fcfa est relativement élevé par rapport aux autres prix d'achat observés dans cette zone. Prière de corriger ou de confirmer avec le QG. </w:t>
-        <w:br/>
-        <w:t>- Le prix de revente de l'article  Ventilateur sur pied ne doit pas être égal 0 même si le ménage l'a reçu en cadeau prière de leurs aider à faire une estimations.</w:t>
+        <w:t>- Attention ! Téléphone portable a été achété à 180000 Fcfa est relativement élevé par rapport aux autres prix d'achat observés dans cette zone. Prière de corriger ou de confirmer avec le QG. Attention ! Téléphone portable a été revendu à 135000 Fcfa qui est relativement élevé par rapport aux autres prix de revente observés dans cette zone. Prière de corriger ou de confirmer avec le QG.</w:t>
       </w:r>
     </w:p>
     <w:p>
@@ -3601,7 +4176,7 @@
               <w:rPr>
                 <w:sz w:val="14"/>
               </w:rPr>
-              <w:t>EQ12_enq2</w:t>
+              <w:t>EQ12_enq4</w:t>
             </w:r>
           </w:p>
         </w:tc>
@@ -3614,7 +4189,6 @@
               <w:rPr>
                 <w:sz w:val="14"/>
               </w:rPr>
-              <w:t>Equipe12</w:t>
             </w:r>
           </w:p>
         </w:tc>
@@ -3627,7 +4201,6 @@
               <w:rPr>
                 <w:sz w:val="14"/>
               </w:rPr>
-              <w:t>Ndoumbe DIOME</w:t>
             </w:r>
           </w:p>
         </w:tc>
@@ -3640,7 +4213,6 @@
               <w:rPr>
                 <w:sz w:val="14"/>
               </w:rPr>
-              <w:t>Talla NGOM</w:t>
             </w:r>
           </w:p>
         </w:tc>
@@ -3741,7 +4313,7 @@
           </w:tcPr>
           <w:p>
             <w:r/>
-            <w:hyperlink r:id="rId14">
+            <w:hyperlink r:id="rId15">
               <w:r>
                 <w:rPr>
                   <w:color w:val="0563C1"/>
@@ -3821,7 +4393,7 @@
         </w:rPr>
         <w:t xml:space="preserve">- Peu probable! Fatou Faye  n'arrive pas  à comprendre un petit texte lu dans une langue locale (s02q03). Veuillez corriger ou donner des explications au QG. Peu probable! Fatou Faye  ne sait ni lire, ni écrire, ni comprendre dans aucune des langues  (s02q01,s02q02,s02q03). Veuillez corriger ou donner des explications au QG. </w:t>
         <w:br/>
-        <w:t xml:space="preserve">- Peu probable! Mame Diarra Saliou Ngom  n'arrive pas  à comprendre un petit texte lu dans une langue locale (s02q03). Veuillez corriger ou donner des explications au QG. Peu probable! Mame Diarra Saliou Ngom  ne sait ni lire, ni écrire, ni comprendre dans aucune des langues  (s02q01,s02q02,s02q03). Veuillez corriger ou donner des explications au QG. </w:t>
+        <w:t xml:space="preserve">- Peu probable! Mame Diarra Saliou Ngom  n'arrive pas  à comprendre un petit texte lu dans une langue locale (s02q03). Veuillez corriger ou donner des explications au QG. Peu probable! Mame Diarra Saliou Ngom  ne sait ni lire, ni écrire, ni comprendre dans aucune des langues  (s02q01,s02q02,s02q03). Veuillez corriger ou donner des explications au QG. Attention ! Le frais de scolarité (6000 Fcfa) de Mame Diarra Saliou Ngom en 2ème année de Maternelle est relativement élevé par rapport aux autres frais de scolarités observés dans cette zone. Prière de corriger ou de confirmer avec le QG. </w:t>
         <w:br/>
         <w:t>- Peu probable! Sokhna Maï Diouf  n'arrive pas  à comprendre un petit texte lu dans une langue locale (s02q03). Veuillez corriger ou donner des explications au QG.</w:t>
       </w:r>
@@ -3913,32 +4485,9 @@
         <w:rPr>
           <w:sz w:val="20"/>
         </w:rPr>
-        <w:t xml:space="preserve">- Il est impératif de renseigner la question : #Est-ce que Sokhna Maï Diouf possède un compte dans les établissements financiers suivants ou une carte prépayée ?# même si la personne ne dispose pas de compte, veuillez les renseigner s'il vous plaît. </w:t>
+        <w:t xml:space="preserve">- Avertissement!!! Sokhna Maï Diouf a demandé un crédit auprès d'une institution financière au cours des 12 derniers mois, qui a obtenu un crédit auprès d'une de ces institutions au cours des 12 derniers mois dit n'avoir pas beneficer de crédit immobilier. Veuillez vous rassurez réellement que la personne n'a pas affecté de crédit immobilier. </w:t>
         <w:br/>
         <w:t>- Le montant nominal devant être rembourser chaque mois de Talla Ngom sembe elevé pour le premier crédit autres qu'immobilier, veuillez revoir cette partie et corriger ou confirmer avec le QG. Le nombre d'échéances de remboursement restant de Talla Ngom ne peut être égal à 0 pour ce credit autres qu'immobilier en cours, veuillez revoir la question et corriger ou confirmer avec le QG.  La   principale utilisation que Talla Ngom a fait de ce dernier crédit est Construction et semble exister dans les modalités, prière de prendre attache avec le QG pour plus d'explication afin de la classer bien.</w:t>
-      </w:r>
-    </w:p>
-    <w:p>
-      <w:r>
-        <w:rPr>
-          <w:b/>
-          <w:color w:val="4672C4"/>
-          <w:sz w:val="22"/>
-        </w:rPr>
-        <w:t>&gt;&gt; Section7a2 - Repas pris a l'exterieur du menage</w:t>
-      </w:r>
-    </w:p>
-    <w:p>
-      <w:pPr>
-        <w:ind w:left="283"/>
-      </w:pPr>
-      <w:r>
-        <w:rPr>
-          <w:sz w:val="20"/>
-        </w:rPr>
-        <w:t xml:space="preserve">- La section sur le repas pris à l'extérieur du ménage du membre Fatou Faye n'est pas renseignée à 100 %. Prière de vérifier l'ensemble des questions relatives à ce membre et de les renseigner en totalité. </w:t>
-        <w:br/>
-        <w:t>- La section sur le repas pris à l'extérieur du ménage du membre Sokhna Maï Diouf n'est pas renseignée à 100 %. Prière de vérifier l'ensemble des questions relatives à ce membre et de les renseigner en totalité.</w:t>
       </w:r>
     </w:p>
     <w:p>
@@ -3959,28 +4508,7 @@
         <w:rPr>
           <w:sz w:val="20"/>
         </w:rPr>
-        <w:t>- Avertissement!!! Le ménage a consommé 14 Paquet Moyen de Caramel, bonbons, confiseries, etc., cette quantité semble anormale pour une consommation des 7 derniers jours.Prière de corriger ou de confirmer avec le QG. Avertissement!!!Le ménage a consommé 60 Sachets industriel de Moyen de Eau minérale/filtrée en sachet  ce qui semble incoherent pour une consommation aucours des 7 derniers jours, prière de verifier et corriger. Incohérence!! Dans ce ménage, chaque individus consomme par jour 69.88393 Kg  de cereale; Prière de revoir les quantités prises de ces produits. Le ménage a consommé Ail mais les informations sur la quantité, l'unité ou la taille ne sont pas renseignées.Prière de renseigner. Le ménage a consommé Arachides pilées mais les informations sur la quantité, l'unité ou la taille ne sont pas renseignées.Prière de renseigner. Le ménage a consommé Café moulu mais les informations sur la quantité, l'unité ou la taille ne sont pas renseignées.Prière de renseigner. Le ménage a consommé Huile de soja  mais les informations sur la quantité, l'unité ou la taille ne sont pas renseignées.Prière de renseigner. Le ménage a consommé Niébé/Haricots secs mais les informations sur la quantité, l'unité ou la taille ne sont pas renseignées.Prière de renseigner. Le ménage a consommé Piment séché mais les informations sur la quantité, l'unité ou la taille ne sont pas renseignées.Prière de renseigner. Le ménage a consommé Poivre mais les informations sur la quantité, l'unité ou la taille ne sont pas renseignées.Prière de renseigner. Le ménage a consommé Sel mais les informations sur la quantité, l'unité ou la taille ne sont pas renseignées.Prière de renseigner. Difficile de consommer le Sel en   prière de verifier. Le prix d'achat unitaire (6000 Fcfa) de Viande de mouton en Kg de taille taille unique prière de regarder les reponses prises dans les questions s07bq07a s07bq07b s07bq07c s07bq08 pour mieux corriger.</w:t>
-      </w:r>
-    </w:p>
-    <w:p>
-      <w:r>
-        <w:rPr>
-          <w:b/>
-          <w:color w:val="4672C4"/>
-          <w:sz w:val="22"/>
-        </w:rPr>
-        <w:t>&gt;&gt; Section9a - Depenses de fetes et ceremonies</w:t>
-      </w:r>
-    </w:p>
-    <w:p>
-      <w:pPr>
-        <w:ind w:left="283"/>
-      </w:pPr>
-      <w:r>
-        <w:rPr>
-          <w:sz w:val="20"/>
-        </w:rPr>
-        <w:t>- La dépense en alimentation pour Fin du Ramadan 2024  ne peut être 0. Veuillez s'il vous plaît revoir ce montant.</w:t>
+        <w:t>- Attention ! Le prix unitaire d'achat (50 Fcfa) de Niébé/Haricots secs en Sachets (Petit) est relativement faible par rapport aux autres prix observés dans cette zone. Prière de corriger ou de confirmer avec le QG. Avertissement!!! Le ménage a consommé 0.2 Cuillère Petit de Sel, cette quantité semble anormale pour une consommation des 7 derniers jours. prière de corriger ou de confirmer avec le QG. Avertissement!!! Le ménage a consommé 14 Paquet Moyen de Caramel, bonbons, confiseries, etc., cette quantité semble anormale pour une consommation des 7 derniers jours.Prière de corriger ou de confirmer avec le QG. Avertissement!!!Le ménage a consommé 60 Sachets industriel de Moyen de Eau minérale/filtrée en sachet  ce qui semble incoherent pour une consommation aucours des 7 derniers jours, prière de verifier et corriger. Incohérence!! Dans ce ménage, chaque individus consomme par jour 112.8125 Kg  de cereale; Prière de revoir les quantités prises de ces produits. Le prix d'achat unitaire (6000 Fcfa) de Viande de mouton en Kg de taille taille unique prière de regarder les reponses prises dans les questions s07bq07a s07bq07b s07bq07c s07bq08 pour mieux corriger.</w:t>
       </w:r>
     </w:p>
     <w:p>
@@ -4070,9 +4598,7 @@
         <w:rPr>
           <w:sz w:val="20"/>
         </w:rPr>
-        <w:t xml:space="preserve">- Le montant dépensé de L'entreprise vente d’eau en sachet pour l'achat de ces marchandises revendues en état, sans transformation ne peut être supérieur aux montants obtenus sur la revente de marchandises achetées et revendues en état au cours des 30 derniers jours ou durant le dernier mois où l'entreprise a fonctionné (s10q47 &gt; s10q46), prière de corriger. </w:t>
-        <w:br/>
-        <w:t>- Prière de renseigner les montants dans les champs (s10q46 s10q47 s10q48 s10q49 s10q50 s10q51 s10q52 s10q53 s10q54 s10q55 s10q56 s10q57), mettre 0 si l'entreprise COMMERCE DE FRIPERIE ET ARTICLE POUR FEMME n'a pas effectué des dépenses ou faire des reventes des marchandises ou des produits ou rendre de service.</w:t>
+        <w:t>- Le montant dépensé de L'entreprise vente d’eau en sachet pour l'achat de ces marchandises revendues en état, sans transformation ne peut être supérieur aux montants obtenus sur la revente de marchandises achetées et revendues en état au cours des 30 derniers jours ou durant le dernier mois où l'entreprise a fonctionné (s10q47 &gt; s10q46), prière de corriger.</w:t>
       </w:r>
     </w:p>
     <w:p>
@@ -4116,6 +4642,8 @@
         <w:rPr>
           <w:sz w:val="20"/>
         </w:rPr>
+        <w:t xml:space="preserve">- L'enquêteur prière de fournir d'effort pour avoir le niveau d'étude et l'âge de celui qui a béneficié de l'argent dans la section 13b (Transfert emis). L'âge du béneficiaire d'argent dans la section 13b (Transfert emis) semble incoherent voir élévé, prière de verifier ou corriger. </w:t>
+        <w:br/>
         <w:t>- L'enquêteur prière de fournir d'effort pour avoir le niveau d'étude et l'âge de celui qui a béneficié de l'argent dans la section 13b (Transfert emis). L'âge du béneficiaire d'argent dans la section 13b (Transfert emis) semble incoherent voir élévé, prière de verifier ou corriger.</w:t>
       </w:r>
     </w:p>
@@ -4441,7 +4969,7 @@
           </w:tcPr>
           <w:p>
             <w:r/>
-            <w:hyperlink r:id="rId15">
+            <w:hyperlink r:id="rId16">
               <w:r>
                 <w:rPr>
                   <w:color w:val="0563C1"/>
@@ -4462,6 +4990,27 @@
           <w:color w:val="4672C4"/>
           <w:sz w:val="22"/>
         </w:rPr>
+        <w:t>&gt;&gt; Section0 - Identification et renseignements de controle</w:t>
+      </w:r>
+    </w:p>
+    <w:p>
+      <w:pPr>
+        <w:ind w:left="283"/>
+      </w:pPr>
+      <w:r>
+        <w:rPr>
+          <w:sz w:val="20"/>
+        </w:rPr>
+        <w:t>- Le questionnaire semble ne pas être complètement fini mais le questionnaire est en statut complet, prière de compléter le questionnaire.</w:t>
+      </w:r>
+    </w:p>
+    <w:p>
+      <w:r>
+        <w:rPr>
+          <w:b/>
+          <w:color w:val="4672C4"/>
+          <w:sz w:val="22"/>
+        </w:rPr>
         <w:t>&gt;&gt; Section1 - Caracteristiques des membres</w:t>
       </w:r>
     </w:p>
@@ -4473,11 +5022,7 @@
         <w:rPr>
           <w:sz w:val="20"/>
         </w:rPr>
-        <w:t xml:space="preserve">- Attention ! Vous avez déclaré en s01q00 que le répondant est la personne elle-même, or ABDOULAY FAYE est trop jeune (7 ans) pour fournir des informations correctes. Prière de refaire la section 1 pour ABDOULAY FAYE en demandant à un adulte de répondre aux questions à sa place. </w:t>
-        <w:br/>
-        <w:t xml:space="preserve">- Attention ! Vous avez déclaré en s01q00 que le répondant est la personne elle-même, or ELHADJI WALY FAYE est trop jeune (3 ans) pour fournir des informations correctes. Prière de refaire la section 1 pour ELHADJI WALY FAYE en demandant à un adulte de répondre aux questions à sa place. </w:t>
-        <w:br/>
-        <w:t>- Les informations sur l'acte de naissance (ni Jours, ni mois et ni années) de  ARAME WILLANE  manquent, s'il vous plait pouvez-vous fournir d'effort pour avoir ces informations. Attention ! Vous avez déclaré en s01q00 que le répondant est la personne elle-même, or ARAME WILLANE est trop jeune (10 ans) pour fournir des informations correctes. Prière de refaire la section 1 pour ARAME WILLANE en demandant à un adulte de répondre aux questions à sa place.</w:t>
+        <w:t>- Les informations sur l'acte de naissance (ni Jours, ni mois et ni années) de  ARAME WILLANE  manquent, s'il vous plait pouvez-vous fournir d'effort pour avoir ces informations.</w:t>
       </w:r>
     </w:p>
     <w:p>
@@ -4498,38 +5043,15 @@
         <w:rPr>
           <w:sz w:val="20"/>
         </w:rPr>
-        <w:t xml:space="preserve">- Peu probable! ABDOULAY FAYE  n'arrive pas  à comprendre un petit texte lu dans une langue locale (s02q03). Veuillez corriger ou donner des explications au QG. Peu probable! ABDOULAY FAYE  ne sait ni lire, ni écrire, ni comprendre dans aucune des langues  (s02q01,s02q02,s02q03). Veuillez corriger ou donner des explications au QG. Peu plausible ABDOULAY FAYE fréquente au minimum le fondamental 1 mais ne sait ni lire ni comprendre la langue française, prière de corriger ou de confirmer avec le QG merci.  Incohérence ! le montant payé de ABDOULAY FAYE pour les frais de scolarité est très faible. veuillez, s'il vous plait, confirmer ces informations avec le QG ou apporter les corrections nécessaires. </w:t>
+        <w:t xml:space="preserve">- Peu probable! ABDOULAY FAYE  n'arrive pas  à comprendre un petit texte lu dans une langue locale (s02q03). Veuillez corriger ou donner des explications au QG. Peu probable! ABDOULAY FAYE  ne sait ni lire, ni écrire, ni comprendre dans aucune des langues  (s02q01,s02q02,s02q03). Veuillez corriger ou donner des explications au QG. Peu plausible ABDOULAY FAYE fréquente au minimum le fondamental 1 mais ne sait ni lire ni comprendre la langue française, prière de corriger ou de confirmer avec le QG merci. Attention ! Le frais de scolarité (150000 Fcfa) de ABDOULAY FAYE en 2ème année de Primaire est relativement élevé par rapport aux autres frais de scolarités observés dans cette zone. Prière de corriger ou de confirmer avec le QG. </w:t>
         <w:br/>
-        <w:t xml:space="preserve">- Peu probable! AMY NDAW  n'arrive pas  à comprendre un petit texte lu dans une langue locale (s02q03). Veuillez corriger ou donner des explications au QG. Peu probable! AMY NDAW  ne sait ni lire, ni écrire, ni comprendre dans aucune des langues  (s02q01,s02q02,s02q03). Veuillez corriger ou donner des explications au QG. La raison principale que AMY NDAW n'a pas fait des études dans une école formelle est c'est elle même qui ne veut pas aller à l'école et semble exister dans les modalités, prière de prendre attache avec le QG pour plus d'explication afin de la classer bien. </w:t>
+        <w:t xml:space="preserve">- Peu probable! AMY NDAW  n'arrive pas  à comprendre un petit texte lu dans une langue locale (s02q03). Veuillez corriger ou donner des explications au QG. Peu probable! AMY NDAW  ne sait ni lire, ni écrire, ni comprendre dans aucune des langues  (s02q01,s02q02,s02q03). Veuillez corriger ou donner des explications au QG. </w:t>
         <w:br/>
         <w:t xml:space="preserve">- Peu probable! ARAME WILLANE  n'arrive pas  à comprendre un petit texte lu dans une langue locale (s02q03). Veuillez corriger ou donner des explications au QG. Peu probable! ARAME WILLANE  ne sait ni lire, ni écrire, ni comprendre dans aucune des langues  (s02q01,s02q02,s02q03). Veuillez corriger ou donner des explications au QG. </w:t>
         <w:br/>
-        <w:t xml:space="preserve">- Peu probable! ELHADJI WALY FAYE  n'arrive pas  à comprendre un petit texte lu dans une langue locale (s02q03). Veuillez corriger ou donner des explications au QG. Peu probable! ELHADJI WALY FAYE  ne sait ni lire, ni écrire, ni comprendre dans aucune des langues  (s02q01,s02q02,s02q03). Veuillez corriger ou donner des explications au QG.  Incohérence ! le montant payé de ELHADJI WALY FAYE pour les frais de scolarité est très faible. veuillez, s'il vous plait, confirmer ces informations avec le QG ou apporter les corrections nécessaires. </w:t>
+        <w:t xml:space="preserve">- Peu probable! ELHADJI WALY FAYE  n'arrive pas  à comprendre un petit texte lu dans une langue locale (s02q03). Veuillez corriger ou donner des explications au QG. Peu probable! ELHADJI WALY FAYE  ne sait ni lire, ni écrire, ni comprendre dans aucune des langues  (s02q01,s02q02,s02q03). Veuillez corriger ou donner des explications au QG. </w:t>
         <w:br/>
-        <w:t xml:space="preserve">- Peu probable! MAMY THIEK FAYE  n'arrive pas  à comprendre un petit texte lu dans une langue locale (s02q03). Veuillez corriger ou donner des explications au QG. Peu probable! MAMY THIEK FAYE  ne sait ni lire, ni écrire, ni comprendre dans aucune des langues  (s02q01,s02q02,s02q03). Veuillez corriger ou donner des explications au QG.  Incohérence ! le montant payé de MAMY THIEK FAYE pour les frais de scolarité est très faible. veuillez, s'il vous plait, confirmer ces informations avec le QG ou apporter les corrections nécessaires. Attention ! Le frais de scolarité (5000 Fcfa) de MAMY THIEK FAYE en 2ème année de Maternelle est relativement faible par rapport aux autres frais de scolarités observés dans cette zone. Prière de corriger ou de confirmer avec le QG. </w:t>
-        <w:br/>
-        <w:t>- Peu probable! ROOKY SOW  n'arrive pas  à comprendre un petit texte lu dans une langue locale (s02q03). Veuillez corriger ou donner des explications au QG.</w:t>
-      </w:r>
-    </w:p>
-    <w:p>
-      <w:r>
-        <w:rPr>
-          <w:b/>
-          <w:color w:val="4672C4"/>
-          <w:sz w:val="22"/>
-        </w:rPr>
-        <w:t>&gt;&gt; Section4a - Emploi</w:t>
-      </w:r>
-    </w:p>
-    <w:p>
-      <w:pPr>
-        <w:ind w:left="283"/>
-      </w:pPr>
-      <w:r>
-        <w:rPr>
-          <w:sz w:val="20"/>
-        </w:rPr>
-        <w:t>- La  raison principale que ARAME WILLANE n'a pas cherché du travail au cours des 30 derniers jours est elle vie avec rooky pour l'aider sur les tâche ménagères et semble exister dans les modalités, prière de prendre attache avec le QG pour plus d'explication afin de la classer bien.</w:t>
+        <w:t>- Peu probable! MAMY THIEK FAYE  n'arrive pas  à comprendre un petit texte lu dans une langue locale (s02q03). Veuillez corriger ou donner des explications au QG. Peu probable! MAMY THIEK FAYE  ne sait ni lire, ni écrire, ni comprendre dans aucune des langues  (s02q01,s02q02,s02q03). Veuillez corriger ou donner des explications au QG.</w:t>
       </w:r>
     </w:p>
     <w:p>
@@ -4550,7 +5072,7 @@
         <w:rPr>
           <w:sz w:val="20"/>
         </w:rPr>
-        <w:t>- Incohérence détectée ! Il semble peu probable que ROOKY SOW occupe un emploi pour l'ETAT/collectivités locales ou dans une entreprise publique/parapublique tout en travaillant moins de 20 jours par mois. Veuillez, s'il vous plaît, corriger cette information. Avertissement!!! ROOKY SOW est un Employés de service du courrier qui travaille dans Etat/Collectivités locales et a declaré comme catégorie socioprofessionnelle Ouvrier ou employé qualifié , prière de vérifier cette information de catégorie socioprofessionnelle auprès de l'enquêté (e) ou confirmer avec le QG.</w:t>
+        <w:t>- Avertissement!!! ROOKY SOW est un Employés de service du courrier qui travaille dans Etat/Collectivités locales et a declaré comme catégorie socioprofessionnelle Ouvrier ou employé qualifié , prière de vérifier cette information de catégorie socioprofessionnelle auprès de l'enquêté (e) ou confirmer avec le QG.</w:t>
       </w:r>
     </w:p>
     <w:p>
@@ -4571,7 +5093,7 @@
         <w:rPr>
           <w:sz w:val="20"/>
         </w:rPr>
-        <w:t>- Attention ! Le prix unitaire d'achat (150 Fcfa) de Patate douce en Pièce (Petit) est relativement élevé par rapport aux autres prix observés dans cette zone. Prière de corriger ou de confirmer avec le QG. Attention ! Le prix unitaire d'achat (180 Fcfa) de Pain moderne (Baguette) en miche (Moyen) est relativement élevé par rapport aux autres prix observés dans cette zone. Prière de corriger ou de confirmer avec le QG. Attention ! Le prix unitaire d'achat (1866.667 Fcfa) de Lait en poudre en Kg (taille unique) est relativement faible par rapport aux autres prix observés dans cette zone. Prière de corriger ou de confirmer avec le QG. Attention ! Le prix unitaire d'achat (200 Fcfa) de Tomate fraîche en Sachets (Petit) est relativement élevé par rapport aux autres prix observés dans cette zone. Prière de corriger ou de confirmer avec le QG. Attention ! Le prix unitaire d'achat (300 Fcfa) de Arachides pilées en Sachets (Petit) est relativement élevé par rapport aux autres prix observés dans cette zone. Prière de corriger ou de confirmer avec le QG. Attention ! Le prix unitaire d'achat (400 Fcfa) de Vermicelles en Kg (taille unique) est relativement faible par rapport aux autres prix observés dans cette zone. Prière de corriger ou de confirmer avec le QG. Avertissement!!! Le ménage a consommé 0.12 Kg taille unique de Café moulu, cette quantité semble anormale pour une consommation des 7 derniers jours. prière de corriger ou de confirmer avec le QG. Le prix d'achat unitaire (5500 Fcfa) de Café moulu en Kg de taille taille unique prière de regarder les reponses prises dans les questions s07bq07a s07bq07b s07bq07c s07bq08 pour mieux corriger. Attention ! Soupçons de quantité anormale! Le ménage de ROKHY SOW avec une taille de 6 personnes a consommé .12 Kg en taille unique de Café moulu qui est relativement élevé comme consommation par rapport à la condition de vie des autres ménages de même taille dans cette zone. Prière de corriger ou de confirmer avec le QG. Avertissement!!! Le ménage a consommé 1 Boite (Autre que la boite/pot de tomate) Tres petit de Thé en sachet, cette quantité semble anormale pour une consommation des 7 derniers jours.Les ménages consomment géneralement en sachet ou en paquet, prière de corriger ou de confirmer avec le QG. Avertissement!!! Le ménage a consommé 10 Cuillère Petit de Chocolat pâte à tartiner, cette quantité semble anormale pour une consommation des 7 derniers jours.Prière de corriger ou de confirmer avec le QG. Incohérence!! Dans ce ménage, chaque individus consomme par jour 34.74691 Kg  de cereale; Prière de revoir les quantités prises de ces produits.</w:t>
+        <w:t>- Attention ! Le prix unitaire d'achat (150 Fcfa) de Carotte en Pièce (Petit) est relativement élevé par rapport aux autres prix observés dans cette zone. Prière de corriger ou de confirmer avec le QG. Attention ! Le prix unitaire d'achat (150 Fcfa) de Patate douce en Pièce (Petit) est relativement élevé par rapport aux autres prix observés dans cette zone. Prière de corriger ou de confirmer avec le QG. Attention ! Le prix unitaire d'achat (180 Fcfa) de Pain moderne (Baguette) en miche (Moyen) est relativement élevé par rapport aux autres prix observés dans cette zone. Prière de corriger ou de confirmer avec le QG. Attention ! Le prix unitaire d'achat (200 Fcfa) de Tomate fraîche en Sachets (Petit) est relativement élevé par rapport aux autres prix observés dans cette zone. Prière de corriger ou de confirmer avec le QG. Attention ! Le prix unitaire d'achat (25 Fcfa) de Sel en Sachets (Tres petit) est relativement faible par rapport aux autres prix observés dans cette zone. Prière de corriger ou de confirmer avec le QG. Attention ! Le prix unitaire d'achat (400 Fcfa) de Vermicelles en Kg (taille unique) est relativement faible par rapport aux autres prix observés dans cette zone. Prière de corriger ou de confirmer avec le QG. Avertissement!!! Le ménage a consommé 0.12 Kg taille unique de Café moulu, cette quantité semble anormale pour une consommation des 7 derniers jours. prière de corriger ou de confirmer avec le QG. Le prix d'achat unitaire (5500 Fcfa) de Café moulu en Kg de taille taille unique prière de regarder les reponses prises dans les questions s07bq07a s07bq07b s07bq07c s07bq08 pour mieux corriger. Attention ! Soupçons de quantité anormale! Le ménage de ROKHY SOW avec une taille de 6 personnes a consommé .12 Kg en taille unique de Café moulu qui est relativement élevé comme consommation par rapport à la condition de vie des autres ménages de même taille dans cette zone. Prière de corriger ou de confirmer avec le QG. Avertissement!!! Le ménage a consommé 1 Boite (Autre que la boite/pot de tomate) Tres petit de Thé en sachet, cette quantité semble anormale pour une consommation des 7 derniers jours.Les ménages consomment géneralement en sachet ou en paquet, prière de corriger ou de confirmer avec le QG. Avertissement!!! Le ménage a consommé 10 Cuillère Petit de Chocolat pâte à tartiner, cette quantité semble anormale pour une consommation des 7 derniers jours.Prière de corriger ou de confirmer avec le QG. Incohérence!! Dans ce ménage, chaque individus consomme par jour 67.68143 Kg  de cereale; Prière de revoir les quantités prises de ces produits.</w:t>
       </w:r>
     </w:p>
     <w:p>
@@ -4634,7 +5156,28 @@
         <w:rPr>
           <w:sz w:val="20"/>
         </w:rPr>
-        <w:t>- Avertissement!! Le temps mis (en heure et en minute) pour s'approvisionner en eau de boisson une fois à la source est très élevé, prière de corriger ou confirmer avec le QG. Le temps mis (en heure et en minute) pour s'approvisionner en eau de boisson une fois à la source est  5 fois plus élevé que le temps mis (en minutes) pour se rendre à la principale source d'approvisionnement en eau de boisson, prière de corriger.  Le tiers non membre du ménage qui paie partiellement ou totalement le loyer est son mari et semble exister dans les modalités, prière de prendre attache avec le QG pour plus d'explication afin de la classer bien.</w:t>
+        <w:t>- Le tiers non membre du ménage qui paie partiellement ou totalement le loyer est son mari et semble exister dans les modalités, prière de prendre attache avec le QG pour plus d'explication afin de la classer bien.</w:t>
+      </w:r>
+    </w:p>
+    <w:p>
+      <w:r>
+        <w:rPr>
+          <w:b/>
+          <w:color w:val="4672C4"/>
+          <w:sz w:val="22"/>
+        </w:rPr>
+        <w:t>&gt;&gt; Section12 - Actifs du menage</w:t>
+      </w:r>
+    </w:p>
+    <w:p>
+      <w:pPr>
+        <w:ind w:left="283"/>
+      </w:pPr>
+      <w:r>
+        <w:rPr>
+          <w:sz w:val="20"/>
+        </w:rPr>
+        <w:t>- Attention ! Bonbonne de gaz a été revendu à 14500 Fcfa qui est relativement élevé par rapport aux autres prix de revente observés dans cette zone. Prière de corriger ou de confirmer avec le QG.</w:t>
       </w:r>
     </w:p>
     <w:p>
@@ -5001,7 +5544,7 @@
           </w:tcPr>
           <w:p>
             <w:r/>
-            <w:hyperlink r:id="rId16">
+            <w:hyperlink r:id="rId17">
               <w:r>
                 <w:rPr>
                   <w:color w:val="0563C1"/>
@@ -5015,6 +5558,27 @@
       </w:tr>
     </w:tbl>
     <w:p/>
+    <w:p>
+      <w:r>
+        <w:rPr>
+          <w:b/>
+          <w:color w:val="4672C4"/>
+          <w:sz w:val="22"/>
+        </w:rPr>
+        <w:t>&gt;&gt; Section0 - Identification et renseignements de controle</w:t>
+      </w:r>
+    </w:p>
+    <w:p>
+      <w:pPr>
+        <w:ind w:left="283"/>
+      </w:pPr>
+      <w:r>
+        <w:rPr>
+          <w:sz w:val="20"/>
+        </w:rPr>
+        <w:t>- Le questionnaire semble ne pas être complètement fini mais le questionnaire est en statut complet, prière de compléter le questionnaire.</w:t>
+      </w:r>
+    </w:p>
     <w:p>
       <w:r>
         <w:rPr>
@@ -5106,27 +5670,6 @@
           <w:color w:val="4672C4"/>
           <w:sz w:val="22"/>
         </w:rPr>
-        <w:t>&gt;&gt; Section10b - caracteristiques entreprise non agricole</w:t>
-      </w:r>
-    </w:p>
-    <w:p>
-      <w:pPr>
-        <w:ind w:left="283"/>
-      </w:pPr>
-      <w:r>
-        <w:rPr>
-          <w:sz w:val="20"/>
-        </w:rPr>
-        <w:t>- Le montant dépensé de L'entreprise Vente de fruit pour l'achat de ces marchandises revendues en état, sans transformation ne peut être supérieur aux montants obtenus sur la revente de marchandises achetées et revendues en état au cours des 30 derniers jours ou durant le dernier mois où l'entreprise a fonctionné (s10q47 &gt; s10q46), prière de corriger.</w:t>
-      </w:r>
-    </w:p>
-    <w:p>
-      <w:r>
-        <w:rPr>
-          <w:b/>
-          <w:color w:val="4672C4"/>
-          <w:sz w:val="22"/>
-        </w:rPr>
         <w:t>&gt;&gt; Section11 - Caracteristiques logement</w:t>
       </w:r>
     </w:p>
@@ -5138,34 +5681,7 @@
         <w:rPr>
           <w:sz w:val="20"/>
         </w:rPr>
-        <w:t>- Avertissement!! le montant supporté par le ménage pour cette source d’énergie au cours des 30 derniers jours ne devrait pas être égal à 0, prière de corriger ou confirmer avec le QG. Avertissement!! le montant supporté par le ménage pour cette source d’énergie au cours des 30 derniers jours ne devrait pas être égal à 0, prière de corriger ou confirmer avec le QG. Avertissement!! Le temps cela prend au ménage (en minutes) pour s’approvisionner (acheter/ramasser) cette source d’énergie semble élevé ou égal à 0, prière de corriger ou confirmer avec le QG. Avertissement!! le montant de la dernière  facture du dernier mois pour chaine de télévision par câble, satellite, TNT? (en FCFA) ne devrait pas égal à 0 ou est élevé, prière de corriger ou confirmer avec le QG. La principale source d'énergie ( Non concerné) pour la cusine semble incoherent, prière de corriger ou confirmer.</w:t>
-      </w:r>
-    </w:p>
-    <w:p>
-      <w:r>
-        <w:rPr>
-          <w:b/>
-          <w:color w:val="4672C4"/>
-          <w:sz w:val="22"/>
-        </w:rPr>
-        <w:t>&gt;&gt; Section12 - Actifs du menage</w:t>
-      </w:r>
-    </w:p>
-    <w:p>
-      <w:pPr>
-        <w:ind w:left="283"/>
-      </w:pPr>
-      <w:r>
-        <w:rPr>
-          <w:sz w:val="20"/>
-        </w:rPr>
-        <w:t xml:space="preserve">- Le prix de revente de l'article  Antenne parabolique / décodeur ne doit pas être égal 0 même si le ménage l'a reçu en cadeau prière de leurs aider à faire une estimations. Attention ! Antenne parabolique / décodeur a été achété à 5000 Fcfa est relativement faible par rapport aux autres prix d'achat observés dans cette zone. Prière de corriger ou de confirmer avec le QG. </w:t>
-        <w:br/>
-        <w:t xml:space="preserve">- Le prix de revente de l'article  Appareil TV ne doit pas être égal 0 même si le ménage l'a reçu en cadeau prière de leurs aider à faire une estimations. </w:t>
-        <w:br/>
-        <w:t xml:space="preserve">- Le prix de revente de l'article  Matelas simple ne doit pas être égal 0 même si le ménage l'a reçu en cadeau prière de leurs aider à faire une estimations. </w:t>
-        <w:br/>
-        <w:t>- Le prix de revente de l'article  Téléphone portable ne doit pas être égal 0 même si le ménage l'a reçu en cadeau prière de leurs aider à faire une estimations.</w:t>
+        <w:t>- Avertissement!! le montant supporté par le ménage pour cette source d’énergie au cours des 30 derniers jours ne devrait pas être égal à 0, prière de corriger ou confirmer avec le QG. Avertissement!! le montant supporté par le ménage pour cette source d’énergie au cours des 30 derniers jours ne devrait pas être égal à 0, prière de corriger ou confirmer avec le QG. Avertissement!! Le temps cela prend au ménage (en minutes) pour s’approvisionner (acheter/ramasser) cette source d’énergie semble élevé ou égal à 0, prière de corriger ou confirmer avec le QG. La principale source d'énergie ( Non concerné) pour la cusine semble incoherent, prière de corriger ou confirmer.</w:t>
       </w:r>
     </w:p>
     <w:p>
@@ -5210,27 +5726,6 @@
           <w:sz w:val="20"/>
         </w:rPr>
         <w:t>- Avertissement!! Le ménage n'a été négativement affecté par aucun des problèmes donnés dans la section 14. Confirmez vous cette information avec le QG?</w:t>
-      </w:r>
-    </w:p>
-    <w:p>
-      <w:r>
-        <w:rPr>
-          <w:b/>
-          <w:color w:val="4672C4"/>
-          <w:sz w:val="22"/>
-        </w:rPr>
-        <w:t>&gt;&gt; Section15 - Filets sociaux</w:t>
-      </w:r>
-    </w:p>
-    <w:p>
-      <w:pPr>
-        <w:ind w:left="283"/>
-      </w:pPr>
-      <w:r>
-        <w:rPr>
-          <w:sz w:val="20"/>
-        </w:rPr>
-        <w:t>- Avertissement!! Aucun membre dans ce ménage n'a entendu parler d'aucun programme de la section 15, prière de confirmer ce cas avec le QG.</w:t>
       </w:r>
     </w:p>
     <w:p>
@@ -5415,7 +5910,7 @@
               <w:rPr>
                 <w:sz w:val="14"/>
               </w:rPr>
-              <w:t>EQ12_enq1</w:t>
+              <w:t>EQ12_enq4</w:t>
             </w:r>
           </w:p>
         </w:tc>
@@ -5428,7 +5923,6 @@
               <w:rPr>
                 <w:sz w:val="14"/>
               </w:rPr>
-              <w:t>Equipe12</w:t>
             </w:r>
           </w:p>
         </w:tc>
@@ -5441,7 +5935,6 @@
               <w:rPr>
                 <w:sz w:val="14"/>
               </w:rPr>
-              <w:t>Alouise DIENG</w:t>
             </w:r>
           </w:p>
         </w:tc>
@@ -5454,7 +5947,6 @@
               <w:rPr>
                 <w:sz w:val="14"/>
               </w:rPr>
-              <w:t>Talla NGOM</w:t>
             </w:r>
           </w:p>
         </w:tc>
@@ -5555,7 +6047,7 @@
           </w:tcPr>
           <w:p>
             <w:r/>
-            <w:hyperlink r:id="rId17">
+            <w:hyperlink r:id="rId18">
               <w:r>
                 <w:rPr>
                   <w:color w:val="0563C1"/>
@@ -5608,7 +6100,7 @@
         <w:rPr>
           <w:sz w:val="20"/>
         </w:rPr>
-        <w:t xml:space="preserve">- Les informations sur l'acte de naissance (ni Jours, ni mois et ni années) de  khady seck  manquent, s'il vous plait pouvez-vous fournir d'effort pour avoir ces informations. Attention ! Le montant (500 Fcfa) dépensé ou reçu en cadeau pour les recharges internet ou de forfaits de données mobiles(hors appels vocaux), aucours des 30 derniers jours de  khady seck est relativement faible par rapport aux autres montants depansés observés dans cette zone. Prière de corriger ou de confirmer avec le QG. </w:t>
+        <w:t xml:space="preserve">- Les informations sur l'acte de naissance (ni Jours, ni mois et ni années) de  khady seck  manquent, s'il vous plait pouvez-vous fournir d'effort pour avoir ces informations. </w:t>
         <w:br/>
         <w:t xml:space="preserve">- Les informations sur l'acte de naissance (ni Jours, ni mois et ni années) de  khady tounkara  manquent, s'il vous plait pouvez-vous fournir d'effort pour avoir ces informations.  Avertissement!!!  khady tounkara  ne possède pas le téléphone android, a accès à l'internet , prière de confirmer cette information. </w:t>
         <w:br/>
@@ -5710,7 +6202,7 @@
         <w:rPr>
           <w:sz w:val="20"/>
         </w:rPr>
-        <w:t>- Attention ! Le prix unitaire d'achat (15 Fcfa) de Pain moderne (Baguette) en miche (Moyen) est relativement faible par rapport aux autres prix observés dans cette zone. Prière de corriger ou de confirmer avec le QG. Attention ! Le prix unitaire d'achat (50 Fcfa) de Cube alimentaire (Maggi, Jumbo, ) en Cube (Moyen) est relativement élevé par rapport aux autres prix observés dans cette zone. Prière de corriger ou de confirmer avec le QG. Avertissement!!! Le ménage a consommé 14 Pièce Petit de Capitaine frais, cette quantité semble anormale pour une consommation des 7 derniers jours.Prière de corriger ou de confirmer avec le QG. Incohérence!! Dans ce ménage, chaque individus consomme par jour 1.8 Kg  de cereale; Prière de revoir les quantités prises de ces produits.</w:t>
+        <w:t>- Attention ! Le prix unitaire d'achat (15 Fcfa) de Pain moderne (Baguette) en miche (Moyen) est relativement faible par rapport aux autres prix observés dans cette zone. Prière de corriger ou de confirmer avec le QG. Attention ! Le prix unitaire d'achat (50 Fcfa) de Cube alimentaire (Maggi, Jumbo, ) en Cube (Moyen) est relativement élevé par rapport aux autres prix observés dans cette zone. Prière de corriger ou de confirmer avec le QG. Attention ! Soupçons de quantité anormale! Le ménage de OUSSEYNOU FAYE avec une taille de 5 personnes a consommé 14 Pièce en Petit de Carotte qui est relativement élevé comme consommation par rapport à la condition de vie des autres ménages de même taille dans cette zone. Prière de corriger ou de confirmer avec le QG. Avertissement!!! Le ménage a consommé 14 Pièce Petit de Capitaine frais, cette quantité semble anormale pour une consommation des 7 derniers jours.Prière de corriger ou de confirmer avec le QG. Incohérence!! Dans ce ménage, chaque individus consomme par jour 1.8 Kg  de cereale; Prière de revoir les quantités prises de ces produits.</w:t>
       </w:r>
     </w:p>
     <w:p>
@@ -5741,27 +6233,6 @@
           <w:color w:val="4672C4"/>
           <w:sz w:val="22"/>
         </w:rPr>
-        <w:t>&gt;&gt; Section10b - caracteristiques entreprise non agricole</w:t>
-      </w:r>
-    </w:p>
-    <w:p>
-      <w:pPr>
-        <w:ind w:left="283"/>
-      </w:pPr>
-      <w:r>
-        <w:rPr>
-          <w:sz w:val="20"/>
-        </w:rPr>
-        <w:t>- Le montant dépensé de l'entreprise commerce de glace en achat de matières premières pour les produits vendus au cours des 30 derniers jours ou durant le dernier mois où l'entreprise a fonctionné ne peut pas être supéreur aux montants obtenus sur la vente de produits transformés par l'entreprise au cours de cette même période où l'entreprise a fonctionné (s10q49 &gt; s10q48), prière de corriger. L'entreprise commerce de glace est généralement une entreprise commerciale ou de service dont elle ne depense pas en achat de matières premières.Elle ne transforme pas de produit donc ne peut pas obtenir un montant sur la vente des produits transformés (10.48 ou 10.49). Prière de mettre 0 pour ces questions si elles ne font pas de transformation.</w:t>
-      </w:r>
-    </w:p>
-    <w:p>
-      <w:r>
-        <w:rPr>
-          <w:b/>
-          <w:color w:val="4672C4"/>
-          <w:sz w:val="22"/>
-        </w:rPr>
         <w:t>&gt;&gt; Section12 - Actifs du menage</w:t>
       </w:r>
     </w:p>
@@ -5773,9 +6244,9 @@
         <w:rPr>
           <w:sz w:val="20"/>
         </w:rPr>
-        <w:t xml:space="preserve">- Attention ! Antenne parabolique / décodeur a été achété à 5000 Fcfa est relativement faible par rapport aux autres prix d'achat observés dans cette zone. Prière de corriger ou de confirmer avec le QG. </w:t>
+        <w:t xml:space="preserve">- Attention ! Fer à repasser à charbon a été achété à 10000 Fcfa est relativement élevé par rapport aux autres prix d'achat observés dans cette zone. Prière de corriger ou de confirmer avec le QG. Attention ! Fer à repasser à charbon a été revendu à 10000 Fcfa qui est relativement élevé par rapport aux autres prix de revente observés dans cette zone. Prière de corriger ou de confirmer avec le QG. </w:t>
         <w:br/>
-        <w:t>- Attention ! Fer à repasser à charbon a été achété à 10000 Fcfa est relativement élevé par rapport aux autres prix d'achat observés dans cette zone. Prière de corriger ou de confirmer avec le QG. Attention ! Fer à repasser à charbon a été revendu à 10000 Fcfa qui est relativement élevé par rapport aux autres prix de revente observés dans cette zone. Prière de corriger ou de confirmer avec le QG.</w:t>
+        <w:t>- Attention ! Radio simple/Radiocassette a été revendu à 75000 Fcfa qui est relativement élevé par rapport aux autres prix de revente observés dans cette zone. Prière de corriger ou de confirmer avec le QG.</w:t>
       </w:r>
     </w:p>
     <w:p>
@@ -5880,7 +6351,7 @@
         <w:rPr>
           <w:sz w:val="20"/>
         </w:rPr>
-        <w:t>- Attention ! Abreuvoir / Mangeoire a été revendu à 10000 Fcfa qui est relativement élevé par rapport aux autres prix de revente observés dans cette zone. Prière de corriger ou de confirmer avec le QG.</w:t>
+        <w:t>- Attention ! Abreuvoir / Mangeoire a été achété à 10000 Fcfa est relativement élevé par rapport aux autres prix d'achat observés dans cette zone. Prière de corriger ou de confirmer avec le QG. Attention ! Abreuvoir / Mangeoire a été revendu à 10000 Fcfa qui est relativement élevé par rapport aux autres prix de revente observés dans cette zone. Prière de corriger ou de confirmer avec le QG.</w:t>
       </w:r>
     </w:p>
     <w:p>
@@ -6184,7 +6655,7 @@
           </w:tcPr>
           <w:p>
             <w:r/>
-            <w:hyperlink r:id="rId18">
+            <w:hyperlink r:id="rId19">
               <w:r>
                 <w:rPr>
                   <w:color w:val="0563C1"/>
@@ -6237,11 +6708,7 @@
         <w:rPr>
           <w:sz w:val="20"/>
         </w:rPr>
-        <w:t xml:space="preserve">- Avertissement!!!  ATI KATOU HANNE  ne possède pas le téléphone android, n'utilise régulièrement pas un téléphone appartenant à une autre personne mais a accès à l'internet, merci de confirmer cette information avec le QG. </w:t>
-        <w:br/>
-        <w:t xml:space="preserve">- Attention ! Le montant (4500 Fcfa) dépensé ou reçu en cadeau pour les cartes prépayées, les transferts de crédit et les abonnements de  MOUSSA HANNE est relativement élevé par rapport aux autres montants depansés observés dans cette zone. Prière de corriger ou de confirmer avec le QG. Attention ! Le montant (4500 Fcfa) dépensé ou reçu en cadeau pour les recharges internet ou de forfaits de données mobiles(hors appels vocaux), aucours des 30 derniers jours de  MOUSSA HANNE est relativement élevé par rapport aux autres montants depansés observés dans cette zone. Prière de corriger ou de confirmer avec le QG. </w:t>
-        <w:br/>
-        <w:t>- Attention ! Vous avez déclaré en s01q00 que le répondant est la personne elle-même, or MOUHAMADOU RASSOUL HANNE est trop jeune (7 ans) pour fournir des informations correctes. Prière de refaire la section 1 pour MOUHAMADOU RASSOUL HANNE en demandant à un adulte de répondre aux questions à sa place.</w:t>
+        <w:t>- Attention ! Le montant (4500 Fcfa) dépensé ou reçu en cadeau pour les cartes prépayées, les transferts de crédit et les abonnements de  MOUSSA HANNE est relativement élevé par rapport aux autres montants depansés observés dans cette zone. Prière de corriger ou de confirmer avec le QG. Attention ! Le montant (4500 Fcfa) dépensé ou reçu en cadeau pour les recharges internet ou de forfaits de données mobiles(hors appels vocaux), aucours des 30 derniers jours de  MOUSSA HANNE est relativement élevé par rapport aux autres montants depansés observés dans cette zone. Prière de corriger ou de confirmer avec le QG.</w:t>
       </w:r>
     </w:p>
     <w:p>
@@ -6262,15 +6729,11 @@
         <w:rPr>
           <w:sz w:val="20"/>
         </w:rPr>
-        <w:t xml:space="preserve">- Peu probable! AMINATA NDIATH  n'arrive pas  à comprendre un petit texte lu dans une langue locale (s02q03). Veuillez corriger ou donner des explications au QG. La raison principale que AMINATA NDIATH n'a pas été à l'école entre 2024/2025 est décès de son père et semble exister dans les modalités, prière de prendre attache avec le QG pour plus d'explication afin de la classer bien. </w:t>
+        <w:t xml:space="preserve">- Attention ! Le frais de scolarité (211000 Fcfa) de KHADIDIATOU HANNE en 4ème année de Secondaire 1 (Moyen) Général est relativement élevé par rapport aux autres frais de scolarités observés dans cette zone. Prière de corriger ou de confirmer avec le QG. </w:t>
         <w:br/>
-        <w:t xml:space="preserve">- Peu probable! ATI KATOU HANNE  n'arrive pas  à comprendre un petit texte lu dans une langue locale (s02q03). Veuillez corriger ou donner des explications au QG. </w:t>
+        <w:t xml:space="preserve">- Peu probable! FATIMATOU BINETOU HANNE  n'arrive pas  à comprendre un petit texte lu dans une langue locale (s02q03). Veuillez corriger ou donner des explications au QG. Peu probable! FATIMATOU BINETOU HANNE  ne sait ni lire, ni écrire, ni comprendre dans aucune des langues  (s02q01,s02q02,s02q03). Veuillez corriger ou donner des explications au QG. </w:t>
         <w:br/>
-        <w:t xml:space="preserve">- Peu probable! FATIMATOU BINETOU HANNE  n'arrive pas  à comprendre un petit texte lu dans une langue locale (s02q03). Veuillez corriger ou donner des explications au QG. Peu probable! FATIMATOU BINETOU HANNE  ne sait ni lire, ni écrire, ni comprendre dans aucune des langues  (s02q01,s02q02,s02q03). Veuillez corriger ou donner des explications au QG.  Incohérence ! le montant payé de FATIMATOU BINETOU HANNE pour les frais de scolarité est très faible. veuillez, s'il vous plait, confirmer ces informations avec le QG ou apporter les corrections nécessaires. </w:t>
-        <w:br/>
-        <w:t xml:space="preserve">- Peu probable! MAIMOUNA HANNE  n'arrive pas  à comprendre un petit texte lu dans une langue locale (s02q03). Veuillez corriger ou donner des explications au QG. Attention ! Le frais de scolarité (56500 Fcfa) de MAIMOUNA HANNE en 3ème année de Secondaire 1 (Moyen) Général est relativement élevé par rapport aux autres frais de scolarités observés dans cette zone. Prière de corriger ou de confirmer avec le QG. </w:t>
-        <w:br/>
-        <w:t>- Peu probable! MOUHAMADOU RASSOUL HANNE  n'arrive pas  à comprendre un petit texte lu dans une langue locale (s02q03). Veuillez corriger ou donner des explications au QG.  Incohérence ! le montant payé de MOUHAMADOU RASSOUL HANNE pour les frais de scolarité est très faible. veuillez, s'il vous plait, confirmer ces informations avec le QG ou apporter les corrections nécessaires.</w:t>
+        <w:t>- Peu probable! MOUHAMADOU RASSOUL HANNE  n'arrive pas  à comprendre un petit texte lu dans une langue locale (s02q03). Veuillez corriger ou donner des explications au QG. Attention ! Le frais de scolarité (150000 Fcfa) de MOUHAMADOU RASSOUL HANNE en 2ème année de Primaire est relativement élevé par rapport aux autres frais de scolarités observés dans cette zone. Prière de corriger ou de confirmer avec le QG.</w:t>
       </w:r>
     </w:p>
     <w:p>
@@ -6291,9 +6754,7 @@
         <w:rPr>
           <w:sz w:val="20"/>
         </w:rPr>
-        <w:t xml:space="preserve">- Incohérence détectée ! Il semble peu probable que AMINATA NDIATH occupe un emploi pour l'ETAT/collectivités locales ou dans une entreprise publique/parapublique tout en travaillant moins de 20 jours par mois. Veuillez, s'il vous plaît, corriger cette information. Attention ! Le nombre de jours que AMINATA NDIATH a travaillés par mois semble être inférieur à 15. Veuillez, s'il vous plaît, confirmer cette information. Avertissement!!! AMINATA NDIATH est un Employés administratifs non classés ailleurs qui travaille dans Etat/Collectivités locales et a declaré comme catégorie socioprofessionnelle Ouvrier ou employé non qualifié , prière de vérifier cette information de catégorie socioprofessionnelle auprès de l'enquêté (e) ou confirmer avec le QG. </w:t>
-        <w:br/>
-        <w:t>- Incohérence détectée ! Il semble peu probable que MOUSSA HANNE occupe un emploi pour l'ETAT/collectivités locales ou dans une entreprise publique/parapublique tout en travaillant moins de 20 jours par mois. Veuillez, s'il vous plaît, corriger cette information. Attention ! Le nombre de jours que MOUSSA HANNE a travaillés par mois semble être inférieur à 15. Veuillez, s'il vous plaît, confirmer cette information.</w:t>
+        <w:t>- Avertissement!!! AMINATA NDIATH est un Employés administratifs non classés ailleurs qui travaille dans Etat/Collectivités locales et a declaré comme catégorie socioprofessionnelle Ouvrier ou employé qualifié , prière de vérifier cette information de catégorie socioprofessionnelle auprès de l'enquêté (e) ou confirmer avec le QG.</w:t>
       </w:r>
     </w:p>
     <w:p>
@@ -6314,7 +6775,7 @@
         <w:rPr>
           <w:sz w:val="20"/>
         </w:rPr>
-        <w:t>- Attention ! Le prix unitaire d'achat (150 Fcfa) de Aubergine sauvage  en Pièce (Moyen) est relativement élevé par rapport aux autres prix observés dans cette zone. Prière de corriger ou de confirmer avec le QG. Attention ! Le prix unitaire d'achat (178.5714 Fcfa) de Pain moderne (Baguette) en miche (Moyen) est relativement élevé par rapport aux autres prix observés dans cette zone. Prière de corriger ou de confirmer avec le QG. Attention ! Le prix unitaire d'achat (200 Fcfa) de Carotte en Pièce (Petit) est relativement élevé par rapport aux autres prix observés dans cette zone. Prière de corriger ou de confirmer avec le QG. Attention ! Le prix unitaire d'achat (200 Fcfa) de Escargots en Morceau (Portion) (Petit) est relativement élevé par rapport aux autres prix observés dans cette zone. Prière de corriger ou de confirmer avec le QG. Attention ! Le prix unitaire d'achat (2000 Fcfa) de Pastèque en Pièce (Moyen) est relativement élevé par rapport aux autres prix observés dans cette zone. Prière de corriger ou de confirmer avec le QG. Attention ! Le prix unitaire d'achat (4500 Fcfa) de Viande de bœuf: filet, faux-filet en Kg (taille unique) est relativement élevé par rapport aux autres prix observés dans cette zone. Prière de corriger ou de confirmer avec le QG. Attention ! Le prix unitaire d'achat (5000 Fcfa) de Viande de poulet entier en Pièce (Moyen) est relativement élevé par rapport aux autres prix observés dans cette zone. Prière de corriger ou de confirmer avec le QG. Attention ! Le prix unitaire d'achat (650 Fcfa) de Sucre en poudre  en Kg (taille unique) est relativement élevé par rapport aux autres prix observés dans cette zone. Prière de corriger ou de confirmer avec le QG. Avertissement!! Les quantités du Thé en feuille consommées en Pièce semble incoherent car les ménages consomment géneralement en sachet ou en paquet, prière de corriger ou confirmer avec le QG. Avertissement!!  le prix unitaire (2500 Fcfa) de Thé en feuille en Paquet de taille  Petit est très faible ou élevé, prière de corriger. Avertissement!!! Le ménage a consommé 0.12 Kg taille unique de Café moulu, cette quantité semble anormale pour une consommation des 7 derniers jours. prière de corriger ou de confirmer avec le QG. Le prix d'achat unitaire (6000 Fcfa) de Café moulu en Kg de taille taille unique prière de regarder les reponses prises dans les questions s07bq07a s07bq07b s07bq07c s07bq08 pour mieux corriger. Attention ! Soupçons de quantité anormale! Le ménage de MOUSSA HANNE avec une taille de 8 personnes a consommé .12 Kg en taille unique de Café moulu qui est relativement élevé comme consommation par rapport à la condition de vie des autres ménages de même taille dans cette zone. Prière de corriger ou de confirmer avec le QG. Difficile de consommer le Sel en Boite (Autre que la boite/pot de tomate) Tres petit prière de verifier. Incohérence!! Dans ce ménage, chaque individus consomme par jour 29.33464 Kg  de cereale; Prière de revoir les quantités prises de ces produits. Incohérence!! Dans ce ménage, chaque individus consomme par jour 29.33464 Kg  de cereale; Prière de revoir les quantités prises de ces produits.</w:t>
+        <w:t>- Attention ! Le prix unitaire d'achat (150 Fcfa) de Aubergine sauvage  en Pièce (Moyen) est relativement élevé par rapport aux autres prix observés dans cette zone. Prière de corriger ou de confirmer avec le QG. Attention ! Le prix unitaire d'achat (178.5714 Fcfa) de Pain moderne (Baguette) en miche (Moyen) est relativement élevé par rapport aux autres prix observés dans cette zone. Prière de corriger ou de confirmer avec le QG. Attention ! Le prix unitaire d'achat (200 Fcfa) de Carotte en Pièce (Petit) est relativement élevé par rapport aux autres prix observés dans cette zone. Prière de corriger ou de confirmer avec le QG. Attention ! Le prix unitaire d'achat (200 Fcfa) de Escargots en Morceau (Portion) (Petit) est relativement élevé par rapport aux autres prix observés dans cette zone. Prière de corriger ou de confirmer avec le QG. Attention ! Le prix unitaire d'achat (2000 Fcfa) de Pastèque en Pièce (Moyen) est relativement élevé par rapport aux autres prix observés dans cette zone. Prière de corriger ou de confirmer avec le QG. Attention ! Le prix unitaire d'achat (4500 Fcfa) de Viande de bœuf: filet, faux-filet en Kg (taille unique) est relativement élevé par rapport aux autres prix observés dans cette zone. Prière de corriger ou de confirmer avec le QG. Attention ! Le prix unitaire d'achat (5000 Fcfa) de Viande de poulet entier en Pièce (Moyen) est relativement élevé par rapport aux autres prix observés dans cette zone. Prière de corriger ou de confirmer avec le QG. Attention ! Le prix unitaire d'achat (650 Fcfa) de Sucre en poudre  en Kg (taille unique) est relativement élevé par rapport aux autres prix observés dans cette zone. Prière de corriger ou de confirmer avec le QG. Attention ! Soupçons de quantité anormale! Le ménage de MOUSSA HANNE avec une taille de 8 personnes a consommé 18 Pièce en Petit de Piment frais qui est relativement élevé comme consommation par rapport à la condition de vie des autres ménages de même taille dans cette zone. Prière de corriger ou de confirmer avec le QG. Avertissement!! Les quantités du Thé en feuille consommées en Pièce semble incoherent car les ménages consomment géneralement en sachet ou en paquet, prière de corriger ou confirmer avec le QG. Avertissement!!  le prix unitaire (2500 Fcfa) de Thé en feuille en Paquet de taille  Petit est très faible ou élevé, prière de corriger. Avertissement!!! Le ménage a consommé 0.12 Kg taille unique de Café moulu, cette quantité semble anormale pour une consommation des 7 derniers jours. prière de corriger ou de confirmer avec le QG. Le prix d'achat unitaire (6000 Fcfa) de Café moulu en Kg de taille taille unique prière de regarder les reponses prises dans les questions s07bq07a s07bq07b s07bq07c s07bq08 pour mieux corriger. Difficile de consommer le Sel en Boite (Autre que la boite/pot de tomate) Tres petit prière de verifier. Incohérence!! Dans ce ménage, chaque individus consomme par jour 75.57786 Kg  de cereale; Prière de revoir les quantités prises de ces produits. Incohérence!! Dans ce ménage, chaque individus consomme par jour 75.57786 Kg  de cereale; Prière de revoir les quantités prises de ces produits.</w:t>
       </w:r>
     </w:p>
     <w:p>
@@ -6379,28 +6840,11 @@
         </w:rPr>
         <w:t xml:space="preserve">- Attention ! Antenne parabolique / décodeur a été achété à 25000 Fcfa est relativement élevé par rapport aux autres prix d'achat observés dans cette zone. Prière de corriger ou de confirmer avec le QG. Attention ! Antenne parabolique / décodeur a été revendu à 20000 Fcfa qui est relativement élevé par rapport aux autres prix de revente observés dans cette zone. Prière de corriger ou de confirmer avec le QG. </w:t>
         <w:br/>
-        <w:t>- Avertissement!!! Le prix d'achat (12500) de l'article  Bonbonne de gaz est inférieur aux prix de revente (15000)  avec l'âge du bien atteignant 4 ans. Prière de vérifier ou confirmer avec l'enquêté et mettre les bonnes valeurs après verification, s'il le faut.</w:t>
-      </w:r>
-    </w:p>
-    <w:p>
-      <w:r>
-        <w:rPr>
-          <w:b/>
-          <w:color w:val="4672C4"/>
-          <w:sz w:val="22"/>
-        </w:rPr>
-        <w:t>&gt;&gt; Section13a - Transferts recus</w:t>
-      </w:r>
-    </w:p>
-    <w:p>
-      <w:pPr>
-        <w:ind w:left="283"/>
-      </w:pPr>
-      <w:r>
-        <w:rPr>
-          <w:sz w:val="20"/>
-        </w:rPr>
-        <w:t>- L'enquêteur prière de fournir d'effort pour avoir le niveau d'étude et l'âge de celui qui a envoyé/donné de l'argent dans la section 13a (Transfert reçu). L'âge de celui qui a envoyé/donné de l'argent dans la section 13a (Transfert reçu) semble  élévé, prière de corriger ou confirmer ave le QG. Avertissement!! Le montant des transferts reçu par mois semble très élevé ou faible, peut-être que vous vous êtes trompés du choix de l'unité.</w:t>
+        <w:t xml:space="preserve">- Attention ! Appareil TV a été achété à 190000 Fcfa est relativement élevé par rapport aux autres prix d'achat observés dans cette zone. Prière de corriger ou de confirmer avec le QG. Attention ! Appareil TV a été revendu à 160000 Fcfa qui est relativement élevé par rapport aux autres prix de revente observés dans cette zone. Prière de corriger ou de confirmer avec le QG. </w:t>
+        <w:br/>
+        <w:t xml:space="preserve">- Attention ! Climatiseurs/splits (non installés au mur) a été achété à 300000 Fcfa est relativement élevé par rapport aux autres prix d'achat observés dans cette zone. Prière de corriger ou de confirmer avec le QG. </w:t>
+        <w:br/>
+        <w:t>- Avertissement!!! Le prix d'achat (9000) de l'article  Bonbonne de gaz est inférieur aux prix de revente (10000)  avec l'âge du bien atteignant 4 ans. Prière de vérifier ou confirmer avec l'enquêté et mettre les bonnes valeurs après verification, s'il le faut.</w:t>
       </w:r>
     </w:p>
     <w:p>
@@ -6606,7 +7050,7 @@
               <w:rPr>
                 <w:sz w:val="14"/>
               </w:rPr>
-              <w:t>EQ12_enq1</w:t>
+              <w:t>EQ12_enq4</w:t>
             </w:r>
           </w:p>
         </w:tc>
@@ -6619,7 +7063,6 @@
               <w:rPr>
                 <w:sz w:val="14"/>
               </w:rPr>
-              <w:t>Equipe12</w:t>
             </w:r>
           </w:p>
         </w:tc>
@@ -6632,7 +7075,6 @@
               <w:rPr>
                 <w:sz w:val="14"/>
               </w:rPr>
-              <w:t>Alouise DIENG</w:t>
             </w:r>
           </w:p>
         </w:tc>
@@ -6645,7 +7087,6 @@
               <w:rPr>
                 <w:sz w:val="14"/>
               </w:rPr>
-              <w:t>Talla NGOM</w:t>
             </w:r>
           </w:p>
         </w:tc>
@@ -6746,7 +7187,7 @@
           </w:tcPr>
           <w:p>
             <w:r/>
-            <w:hyperlink r:id="rId19">
+            <w:hyperlink r:id="rId20">
               <w:r>
                 <w:rPr>
                   <w:color w:val="0563C1"/>
@@ -6851,48 +7292,6 @@
           <w:color w:val="4672C4"/>
           <w:sz w:val="22"/>
         </w:rPr>
-        <w:t>&gt;&gt; Section6 - Epargne et credit</w:t>
-      </w:r>
-    </w:p>
-    <w:p>
-      <w:pPr>
-        <w:ind w:left="283"/>
-      </w:pPr>
-      <w:r>
-        <w:rPr>
-          <w:sz w:val="20"/>
-        </w:rPr>
-        <w:t>- Avertissement!!! abdou lakhad diouf a demandé un crédit auprès d'une institution financière au cours des 12 derniers mois, qui a obtenu un crédit auprès d'une de ces institutions au cours des 12 derniers mois dit n'avoir pas beneficer de crédit immobilier. Veuillez vous rassurez réellement que la personne n'a pas affecté de crédit immobilier.</w:t>
-      </w:r>
-    </w:p>
-    <w:p>
-      <w:r>
-        <w:rPr>
-          <w:b/>
-          <w:color w:val="4672C4"/>
-          <w:sz w:val="22"/>
-        </w:rPr>
-        <w:t>&gt;&gt; Section7a1 - Repas pris a l'exterieur du menage</w:t>
-      </w:r>
-    </w:p>
-    <w:p>
-      <w:pPr>
-        <w:ind w:left="283"/>
-      </w:pPr>
-      <w:r>
-        <w:rPr>
-          <w:sz w:val="20"/>
-        </w:rPr>
-        <w:t>- Attention ! La somme des repas pris à l'extérieur pour l'ensemble du ménage et pour les membres du ménage est identique, êtes-vous sûr de ne pas avoir reconduit les mêmes informations? Prière de vérifier et corriger ou de confirmer avec le QG.</w:t>
-      </w:r>
-    </w:p>
-    <w:p>
-      <w:r>
-        <w:rPr>
-          <w:b/>
-          <w:color w:val="4672C4"/>
-          <w:sz w:val="22"/>
-        </w:rPr>
         <w:t>&gt;&gt; Section10a - Existence entreprise non agricole</w:t>
       </w:r>
     </w:p>
@@ -6925,28 +7324,7 @@
         <w:rPr>
           <w:sz w:val="20"/>
         </w:rPr>
-        <w:t>- Avertissement!! le montant supporté par le ménage pour cette source d’énergie au cours des 30 derniers jours ne devrait pas être égal à 0, prière de corriger ou confirmer avec le QG. Avertissement!! le montant supporté par le ménage pour cette source d’énergie au cours des 30 derniers jours ne devrait pas être égal à 0, prière de corriger ou confirmer avec le QG. Avertissement!! Le temps cela prend au ménage (en minutes) pour s’approvisionner (acheter/ramasser) cette source d’énergie semble élevé ou égal à 0, prière de corriger ou confirmer avec le QG. La principale source d'énergie ( Non concerné) pour la cusine semble incoherent, prière de corriger ou confirmer.</w:t>
-      </w:r>
-    </w:p>
-    <w:p>
-      <w:r>
-        <w:rPr>
-          <w:b/>
-          <w:color w:val="4672C4"/>
-          <w:sz w:val="22"/>
-        </w:rPr>
-        <w:t>&gt;&gt; Section12 - Actifs du menage</w:t>
-      </w:r>
-    </w:p>
-    <w:p>
-      <w:pPr>
-        <w:ind w:left="283"/>
-      </w:pPr>
-      <w:r>
-        <w:rPr>
-          <w:sz w:val="20"/>
-        </w:rPr>
-        <w:t>- Attention ! Antenne parabolique / décodeur a été achété à 5000 Fcfa est relativement faible par rapport aux autres prix d'achat observés dans cette zone. Prière de corriger ou de confirmer avec le QG.</w:t>
+        <w:t>- Avertissement!! le montant supporté par le ménage pour cette source d’énergie au cours des 30 derniers jours ne devrait pas être égal à 0, prière de corriger ou confirmer avec le QG. Avertissement!! le montant supporté par le ménage pour cette source d’énergie au cours des 30 derniers jours ne devrait pas être égal à 0, prière de corriger ou confirmer avec le QG. La principale source d'énergie ( Non concerné) pour la cusine semble incoherent, prière de corriger ou confirmer.</w:t>
       </w:r>
     </w:p>
     <w:p>
@@ -6968,27 +7346,6 @@
           <w:sz w:val="20"/>
         </w:rPr>
         <w:t>- Avertissement!! Le ménage n'a été négativement affecté par aucun des problèmes donnés dans la section 14. Confirmez vous cette information avec le QG?</w:t>
-      </w:r>
-    </w:p>
-    <w:p>
-      <w:r>
-        <w:rPr>
-          <w:b/>
-          <w:color w:val="4672C4"/>
-          <w:sz w:val="22"/>
-        </w:rPr>
-        <w:t>&gt;&gt; Section15 - Filets sociaux</w:t>
-      </w:r>
-    </w:p>
-    <w:p>
-      <w:pPr>
-        <w:ind w:left="283"/>
-      </w:pPr>
-      <w:r>
-        <w:rPr>
-          <w:sz w:val="20"/>
-        </w:rPr>
-        <w:t>- Avertissement!! Aucun membre dans ce ménage n'a entendu parler d'aucun programme de la section 15, prière de confirmer ce cas avec le QG.</w:t>
       </w:r>
     </w:p>
     <w:p>
